--- a/IPSLib/Documentation/2026/Защита/Текст выступления.docx
+++ b/IPSLib/Documentation/2026/Защита/Текст выступления.docx
@@ -4,13 +4,7 @@
   <w:body>
     <w:p>
       <w:r>
-        <w:t>Здравствуйте, я Сластухин Антон</w:t>
-      </w:r>
-    </w:p>
-    <w:p/>
-    <w:p>
-      <w:r>
-        <w:t xml:space="preserve">Тема моей научно-исследовательской дипломной работы </w:t>
+        <w:t xml:space="preserve">Тема моей научно-исследовательской работы </w:t>
       </w:r>
     </w:p>
     <w:p>
@@ -126,152 +120,83 @@
         <w:t xml:space="preserve"> </w:t>
       </w:r>
       <w:r>
-        <w:t>Разработать алгоритм для решения задачи выявления статистических аномалий для произвольного набора данных</w:t>
+        <w:t xml:space="preserve">Разработать алгоритм для решения задачи выявления статистических аномалий для произвольного набора данных </w:t>
+      </w:r>
+    </w:p>
+    <w:p>
+      <w:r>
+        <w:t>3.</w:t>
+      </w:r>
+      <w:r>
+        <w:t xml:space="preserve">спроектировать универсальную платформу для выявления аномальной активности, которая позволить собирать </w:t>
+      </w:r>
+      <w:r>
+        <w:rPr>
+          <w:lang w:val="en-US"/>
+        </w:rPr>
+        <w:t>IDS</w:t>
+      </w:r>
+      <w:r>
+        <w:t xml:space="preserve"> под различные задачи</w:t>
+      </w:r>
+    </w:p>
+    <w:p>
+      <w:r>
+        <w:t xml:space="preserve">3.реализовать демонстрационную </w:t>
+      </w:r>
+      <w:r>
+        <w:rPr>
+          <w:lang w:val="en-US"/>
+        </w:rPr>
+        <w:t>IDS</w:t>
       </w:r>
       <w:r>
         <w:t xml:space="preserve"> </w:t>
       </w:r>
-    </w:p>
-    <w:p>
-      <w:r>
-        <w:t>3.</w:t>
-      </w:r>
-      <w:r>
-        <w:t xml:space="preserve">спроектировать универсальную платформу для выявления аномальной активности, которая позволить собирать </w:t>
-      </w:r>
-      <w:r>
-        <w:rPr>
-          <w:lang w:val="en-US"/>
-        </w:rPr>
-        <w:t>IDS</w:t>
-      </w:r>
-      <w:r>
-        <w:t xml:space="preserve"> под различные задачи</w:t>
-      </w:r>
-    </w:p>
-    <w:p>
-      <w:r>
-        <w:t xml:space="preserve">3.реализовать демонстрационную </w:t>
-      </w:r>
-      <w:r>
-        <w:rPr>
-          <w:lang w:val="en-US"/>
-        </w:rPr>
-        <w:t>IDS</w:t>
+      <w:r>
+        <w:t>систему</w:t>
+      </w:r>
+      <w:r>
+        <w:t>.</w:t>
+      </w:r>
+    </w:p>
+    <w:p/>
+    <w:p>
+      <w:r>
+        <w:t>Традиционный решением являются системы на базе контроля сигнатур.</w:t>
       </w:r>
       <w:r>
         <w:t xml:space="preserve"> </w:t>
       </w:r>
-      <w:r>
-        <w:t>систему</w:t>
-      </w:r>
-      <w:r>
-        <w:t>.</w:t>
-      </w:r>
-    </w:p>
-    <w:p/>
-    <w:p>
-      <w:r>
-        <w:t>Традиционный решением являются системы на базе контроля сигнатур.</w:t>
+    </w:p>
+    <w:p>
+      <w:r>
+        <w:t xml:space="preserve">Альтернативой выступает </w:t>
+      </w:r>
+      <w:r>
+        <w:t xml:space="preserve">более современный </w:t>
+      </w:r>
+      <w:r>
+        <w:t>подход</w:t>
+      </w:r>
+      <w:r>
+        <w:t>, основанный на выявлении аномалий, который я изучаю в своей работе.</w:t>
+      </w:r>
+    </w:p>
+    <w:p>
+      <w:r>
+        <w:t>Часто такой подход может не ответить на вопрос – что конкретно не так,</w:t>
       </w:r>
       <w:r>
         <w:t xml:space="preserve"> </w:t>
       </w:r>
-    </w:p>
-    <w:p>
-      <w:r>
-        <w:t xml:space="preserve">Они всё ещё актуальны, но </w:t>
-      </w:r>
-      <w:r>
-        <w:t>они имеют недостаток:</w:t>
-      </w:r>
-      <w:r>
-        <w:t xml:space="preserve"> их требуется вовремя обнаруживать и оповещать сообщество об их существовании</w:t>
-      </w:r>
-      <w:r>
-        <w:t>.</w:t>
-      </w:r>
-    </w:p>
-    <w:p>
-      <w:r>
-        <w:t xml:space="preserve">Злоумышленники стали всё более изощрёнными, и </w:t>
-      </w:r>
-      <w:r>
-        <w:t xml:space="preserve">процессы выявления устойчивых сигнатур </w:t>
-      </w:r>
-      <w:r>
-        <w:t>за ними вовремя не успевают</w:t>
-      </w:r>
-      <w:r>
-        <w:t xml:space="preserve"> – зачастую проблема либо остаётся незамеченной, либо о ней становится известно, когда пострадало большое число устройств.</w:t>
-      </w:r>
-    </w:p>
-    <w:p/>
-    <w:p>
-      <w:r>
-        <w:t>Альтернативой выступает аномальный подход.</w:t>
-      </w:r>
-    </w:p>
-    <w:p>
-      <w:r>
-        <w:t xml:space="preserve">Аномалия </w:t>
-      </w:r>
-      <w:proofErr w:type="gramStart"/>
-      <w:r>
-        <w:t>- это</w:t>
-      </w:r>
-      <w:proofErr w:type="gramEnd"/>
-      <w:r>
-        <w:t xml:space="preserve"> отклонение, странность, неестественн</w:t>
-      </w:r>
-      <w:r>
-        <w:t xml:space="preserve">ое </w:t>
-      </w:r>
-      <w:r>
-        <w:t>поведени</w:t>
-      </w:r>
-      <w:r>
-        <w:t>е</w:t>
-      </w:r>
-      <w:r>
-        <w:t>.</w:t>
-      </w:r>
-    </w:p>
-    <w:p>
-      <w:r>
-        <w:t>Часто такой подход может не ответить на вопрос – что конкретно не так,</w:t>
-      </w:r>
-      <w:r>
-        <w:t xml:space="preserve"> подобно ситуациям, когда люди выявляли факт наличия проблем, но не могли ответит на вопрос – в чём дело.</w:t>
-      </w:r>
-    </w:p>
-    <w:p>
-      <w:r>
-        <w:t xml:space="preserve">В таких ситуациях, </w:t>
-      </w:r>
-      <w:r>
-        <w:t>требуется</w:t>
-      </w:r>
-      <w:r>
-        <w:t xml:space="preserve"> глубокое</w:t>
-      </w:r>
-      <w:r>
-        <w:t xml:space="preserve"> расследование</w:t>
-      </w:r>
-      <w:r>
-        <w:t xml:space="preserve"> – аномалии одними из первых вступают в бой, потом на сцену выходят более сильные, но тяжёлые алгоритмы – подобным образом, например, выстраиваются </w:t>
-      </w:r>
-      <w:r>
-        <w:rPr>
-          <w:lang w:val="en-US"/>
-        </w:rPr>
-        <w:t>pipeline</w:t>
-      </w:r>
-      <w:r>
-        <w:t>-</w:t>
-      </w:r>
-      <w:r>
-        <w:t>ы в известных системах.</w:t>
+      <w:r>
+        <w:t>его основная цель указать наличие подозрительной активности.</w:t>
+      </w:r>
+    </w:p>
+    <w:p>
+      <w:r>
+        <w:t>В последствии потребуется более глубокое расследование инцидента.</w:t>
       </w:r>
     </w:p>
     <w:p/>
@@ -300,7 +225,13 @@
         <w:t>алгоритмы</w:t>
       </w:r>
       <w:r>
-        <w:t xml:space="preserve"> адоптиру</w:t>
+        <w:t xml:space="preserve"> ад</w:t>
+      </w:r>
+      <w:r>
+        <w:t>а</w:t>
+      </w:r>
+      <w:r>
+        <w:t>птиру</w:t>
       </w:r>
       <w:r>
         <w:t>ю</w:t>
@@ -332,60 +263,33 @@
     </w:p>
     <w:p>
       <w:r>
-        <w:lastRenderedPageBreak/>
-        <w:t>Недостатком является возможность ложных срабатываний, а также возможность эксплуатации злоумышленником – невозможно отказаться от анализа модели поведения злоумышленника.</w:t>
+        <w:t xml:space="preserve">Недостатком является возможность ложных срабатываний, а также возможность эксплуатации злоумышленником </w:t>
+      </w:r>
+      <w:r>
+        <w:t>.</w:t>
+      </w:r>
+    </w:p>
+    <w:p>
+      <w:r>
+        <w:t>В некоторых случаях, анализ аномалий оказывается ресурсоёмким.</w:t>
       </w:r>
     </w:p>
     <w:p/>
     <w:p>
       <w:r>
-        <w:t xml:space="preserve">Актуальность темы подчёркивается тем, что многие </w:t>
-      </w:r>
-      <w:r>
-        <w:t>компани</w:t>
-      </w:r>
-      <w:r>
-        <w:t>и сейчас</w:t>
-      </w:r>
-      <w:r>
-        <w:t xml:space="preserve"> находится на этапе, когда либо уже реализовали свои решения, либо только занимаются разработкой</w:t>
-      </w:r>
-      <w:r>
-        <w:t xml:space="preserve"> – достижениями, результатами и исследованиями делятся небыстро.</w:t>
+        <w:t>Моей же целью было разработать алгоритм, не слишком требовательный к ресурсам системы.</w:t>
+      </w:r>
+    </w:p>
+    <w:p>
+      <w:r>
+        <w:t xml:space="preserve">«Безопасность подобна личной гигиене, </w:t>
+      </w:r>
+      <w:r>
+        <w:t>отсутствие которой в недавнем прошлом уничтожало целые армии» - каждый должен следить за ней самостоятельно.</w:t>
       </w:r>
     </w:p>
     <w:p/>
-    <w:p>
-      <w:r>
-        <w:t>Таким образом, выбранная тема актуальна</w:t>
-      </w:r>
-      <w:r>
-        <w:t>, требуется общими усилиями изучать проблемы и предлагать решения – поэтому нужно платформа, где каждый сможет сделать частичку, которой потом сможет воспользоваться кто-то другое, а третий соберёт из кусочков конкретные системы.</w:t>
-      </w:r>
-    </w:p>
     <w:p/>
-    <w:p>
-      <w:proofErr w:type="gramStart"/>
-      <w:r>
-        <w:t>В частности</w:t>
-      </w:r>
-      <w:proofErr w:type="gramEnd"/>
-      <w:r>
-        <w:t xml:space="preserve"> для пользовательских устройств</w:t>
-      </w:r>
-      <w:r>
-        <w:t xml:space="preserve"> требуются системы защиты, которые будут не слишком требовательны к ресурсам системы. </w:t>
-      </w:r>
-    </w:p>
-    <w:p/>
-    <w:p>
-      <w:r>
-        <w:t xml:space="preserve">«Безопасность подобна личной гигиене, </w:t>
-      </w:r>
-      <w:r>
-        <w:t>отсутствие которой в недавнем прошлом уничтожало целые армии» - каждый должен следить за ней самостоятельно.</w:t>
-      </w:r>
-    </w:p>
     <w:p/>
     <w:p>
       <w:pPr>
@@ -400,6 +304,7 @@
           <w:b/>
           <w:bCs/>
         </w:rPr>
+        <w:lastRenderedPageBreak/>
         <w:t>Часть</w:t>
       </w:r>
       <w:r>
@@ -426,32 +331,40 @@
     </w:p>
     <w:p>
       <w:r>
-        <w:t>В ходе работы выделено 2 принципиальных направления для решения задачи выявления аномалий:</w:t>
-      </w:r>
-    </w:p>
-    <w:p>
-      <w:r>
-        <w:t>1.Анализ работы системы, как результата человеческой деятельности – как человек влияет на окружающую среду, которая сохраняет характерные черты воздействия, так и система отражает особенности владельца</w:t>
-      </w:r>
-      <w:r>
-        <w:t>/</w:t>
-      </w:r>
-      <w:r>
-        <w:t xml:space="preserve">пользователя. </w:t>
-      </w:r>
-    </w:p>
-    <w:p>
-      <w:r>
-        <w:t>В процессе рассматрива</w:t>
-      </w:r>
-      <w:r>
-        <w:t>ем</w:t>
-      </w:r>
-      <w:r>
-        <w:t xml:space="preserve"> характеристики системы, которые меняются с течением времени.</w:t>
-      </w:r>
-    </w:p>
-    <w:p/>
+        <w:t>В ходе работы выделено 2 направления для решения задачи выявления аномалий:</w:t>
+      </w:r>
+    </w:p>
+    <w:p>
+      <w:r>
+        <w:t>1.</w:t>
+      </w:r>
+      <w:r>
+        <w:t>Анализ параметров работы системы как таковой</w:t>
+      </w:r>
+    </w:p>
+    <w:p>
+      <w:r>
+        <w:t>В процессе</w:t>
+      </w:r>
+      <w:r>
+        <w:t xml:space="preserve"> её работы</w:t>
+      </w:r>
+      <w:r>
+        <w:t xml:space="preserve"> рассматрива</w:t>
+      </w:r>
+      <w:r>
+        <w:t>ются</w:t>
+      </w:r>
+      <w:r>
+        <w:t xml:space="preserve"> характеристик</w:t>
+      </w:r>
+      <w:r>
+        <w:t>и</w:t>
+      </w:r>
+      <w:r>
+        <w:t>, которые меняются с течением времени.</w:t>
+      </w:r>
+    </w:p>
     <w:p>
       <w:r>
         <w:t>Например: анализ сетевой активности:</w:t>
@@ -498,15 +411,7 @@
         <w:t>конечные точки (с кем ведётся обмен</w:t>
       </w:r>
       <w:r>
-        <w:t xml:space="preserve"> </w:t>
-      </w:r>
-      <w:proofErr w:type="gramStart"/>
-      <w:r>
-        <w:t>-  использовать</w:t>
-      </w:r>
-      <w:proofErr w:type="gramEnd"/>
-      <w:r>
-        <w:t xml:space="preserve"> информацию от </w:t>
+        <w:t xml:space="preserve"> -  использовать информацию от </w:t>
       </w:r>
       <w:proofErr w:type="spellStart"/>
       <w:r>
@@ -553,13 +458,20 @@
     <w:p/>
     <w:p>
       <w:r>
-        <w:t xml:space="preserve">Аналогично можно рассматривать статистику работы с диском и нагрузку на процессор и </w:t>
-      </w:r>
-      <w:r>
-        <w:rPr>
-          <w:lang w:val="en-US"/>
-        </w:rPr>
-        <w:t>ram</w:t>
+        <w:t xml:space="preserve">Подобные подходы позволяются выполнить </w:t>
+      </w:r>
+      <w:r>
+        <w:rPr>
+          <w:b/>
+          <w:bCs/>
+        </w:rPr>
+        <w:t>макроанализ</w:t>
+      </w:r>
+      <w:r>
+        <w:t xml:space="preserve"> – характеризовать не конкретного человека, а группу таких же</w:t>
+      </w:r>
+      <w:r>
+        <w:t>, похожих по характеру взаимодействия с системой</w:t>
       </w:r>
       <w:r>
         <w:t>.</w:t>
@@ -568,34 +480,41 @@
     <w:p/>
     <w:p>
       <w:r>
-        <w:t>Подобные подходы позволяются выполнить макроанализ – характеризовать не конкретного человека, а группу таких же</w:t>
-      </w:r>
-      <w:r>
-        <w:t>, похожих по характеру взаимодействия с системой</w:t>
-      </w:r>
-      <w:r>
-        <w:t>.</w:t>
-      </w:r>
-    </w:p>
-    <w:p/>
-    <w:p>
-      <w:r>
-        <w:lastRenderedPageBreak/>
         <w:t>2.</w:t>
       </w:r>
       <w:r>
-        <w:t>Анализ непосредственно человеческих параметров – пользователь взаимодействует с помощью устройств периферии</w:t>
-      </w:r>
-      <w:r>
-        <w:t xml:space="preserve">, которые по аналогии с почерком поддаются анализу – </w:t>
-      </w:r>
-    </w:p>
-    <w:p>
-      <w:r>
-        <w:t>можно говорить о «цифровом почерке», который позволяет выявлять особенности конкретного человека.</w:t>
-      </w:r>
-    </w:p>
-    <w:p/>
+        <w:t>Анализ непосредственно человеческих параметров – пользователь взаимодействует</w:t>
+      </w:r>
+      <w:r>
+        <w:t xml:space="preserve"> с системой</w:t>
+      </w:r>
+      <w:r>
+        <w:t xml:space="preserve"> с помощью устройств периферии</w:t>
+      </w:r>
+      <w:r>
+        <w:t xml:space="preserve">. </w:t>
+      </w:r>
+    </w:p>
+    <w:p>
+      <w:r>
+        <w:t xml:space="preserve">Это взаимодействие можно рассматривать как </w:t>
+      </w:r>
+      <w:r>
+        <w:t>«цифрово</w:t>
+      </w:r>
+      <w:r>
+        <w:t>й</w:t>
+      </w:r>
+      <w:r>
+        <w:t xml:space="preserve"> почерк», </w:t>
+      </w:r>
+      <w:r>
+        <w:t xml:space="preserve">по нему можно </w:t>
+      </w:r>
+      <w:r>
+        <w:t>выявлять особенности конкретного человека.</w:t>
+      </w:r>
+    </w:p>
     <w:p>
       <w:r>
         <w:t>Например:</w:t>
@@ -680,35 +599,37 @@
     </w:p>
     <w:p>
       <w:r>
-        <w:t>Очевидно, что можно рассматривать подобные подходы для решения задач -макро и -</w:t>
-      </w:r>
-      <w:proofErr w:type="gramStart"/>
-      <w:r>
-        <w:t>микро анализа</w:t>
-      </w:r>
-      <w:proofErr w:type="gramEnd"/>
-      <w:r>
-        <w:t>, но требуется помнить, что чем больше мы углубляется в направление «микро» - тем выше ответственность за безопасность анализируемых данных – не каждый пользователь согласится предоставить доступ к таким анализаторам и будет прав.</w:t>
+        <w:t xml:space="preserve">Подобные подходы </w:t>
+      </w:r>
+      <w:r>
+        <w:t>позволяют решать задачи, как макро, так и микро уровня.</w:t>
+      </w:r>
+    </w:p>
+    <w:p>
+      <w:r>
+        <w:t>Чем конкретнее результаты, получаемые в рамках анализа, тем выше требования к защите, ведь</w:t>
+      </w:r>
+    </w:p>
+    <w:p>
+      <w:r>
+        <w:t>в некоторых случаях анализируемые данные могут рассматриваться как биометрия.</w:t>
       </w:r>
     </w:p>
     <w:p/>
     <w:p>
       <w:r>
-        <w:t>В некоторых примерах анализируемые данные подпадут под разряд биометрических.</w:t>
+        <w:t>В совокупности, такие подходы позволяют не только находить подозрительную активность</w:t>
+      </w:r>
+      <w:r>
+        <w:t>/</w:t>
+      </w:r>
+      <w:r>
+        <w:t>кражу устройства, но и мониторить состояние своего пользователя – что в некоторых направлениях очень важно.</w:t>
       </w:r>
     </w:p>
     <w:p/>
-    <w:p>
-      <w:r>
-        <w:t>В совокупности, такие подходы позволяют не только находить подозрительную активность</w:t>
-      </w:r>
-      <w:r>
-        <w:t>/</w:t>
-      </w:r>
-      <w:r>
-        <w:t>кражу устройства, но и мониторить физическое-психологическое состояние своего пользователя – что в некоторых направлениях очень важно.</w:t>
-      </w:r>
-    </w:p>
+    <w:p/>
+    <w:p/>
     <w:p/>
     <w:p>
       <w:pPr>
@@ -723,6 +644,7 @@
           <w:b/>
           <w:bCs/>
         </w:rPr>
+        <w:lastRenderedPageBreak/>
         <w:t>Часть 2 «</w:t>
       </w:r>
       <w:r>
@@ -756,68 +678,7 @@
     </w:p>
     <w:p>
       <w:r>
-        <w:t xml:space="preserve">В ходе работ я реализовал свой первый анализатор на языке </w:t>
-      </w:r>
-      <w:r>
-        <w:rPr>
-          <w:lang w:val="en-US"/>
-        </w:rPr>
-        <w:t>C</w:t>
-      </w:r>
-      <w:r>
-        <w:t xml:space="preserve"># - </w:t>
-      </w:r>
-      <w:r>
-        <w:t>вдохновлялся подходами, применяемыми в машинном обучении.</w:t>
-      </w:r>
-    </w:p>
-    <w:p>
-      <w:r>
-        <w:t>На первом шаге формируется модель:</w:t>
-      </w:r>
-    </w:p>
-    <w:p>
-      <w:pPr>
-        <w:pStyle w:val="a7"/>
-        <w:numPr>
-          <w:ilvl w:val="0"/>
-          <w:numId w:val="2"/>
-        </w:numPr>
-      </w:pPr>
-      <w:r>
-        <w:t xml:space="preserve">формат </w:t>
-      </w:r>
-      <w:r>
-        <w:t>анализируемого - вход</w:t>
-      </w:r>
-      <w:r>
-        <w:t xml:space="preserve">(произвольный), </w:t>
-      </w:r>
-    </w:p>
-    <w:p>
-      <w:pPr>
-        <w:pStyle w:val="a7"/>
-        <w:numPr>
-          <w:ilvl w:val="0"/>
-          <w:numId w:val="2"/>
-        </w:numPr>
-      </w:pPr>
-      <w:r>
-        <w:t xml:space="preserve">результирующий формат </w:t>
-      </w:r>
-      <w:r>
-        <w:t>(</w:t>
-      </w:r>
-      <w:r>
-        <w:t>выход</w:t>
-      </w:r>
-      <w:r>
-        <w:t>) – значение от 0 до 100, отражающее уровень доверия анализатора к анализируемым данным.</w:t>
-      </w:r>
-    </w:p>
-    <w:p>
-      <w:r>
-        <w:t>Для модели выстраивается подсистема-анализатор, состоявшая из отдельных анализаторов, реализующих произвольный алгоритм.</w:t>
+        <w:t>Выделим понятия:</w:t>
       </w:r>
     </w:p>
     <w:p>
@@ -826,99 +687,1973 @@
           <w:b/>
           <w:bCs/>
         </w:rPr>
-        <w:t>(!) Это творческая часть при построении системы</w:t>
-      </w:r>
-      <w:r>
-        <w:t xml:space="preserve"> – модель и анализатор.</w:t>
-      </w:r>
-    </w:p>
-    <w:p/>
-    <w:p>
-      <w:r>
-        <w:t>Каждый анализатор принимает на вход конкретный экземпляр модели данных</w:t>
-      </w:r>
-      <w:r>
-        <w:t>, выдаёт</w:t>
-      </w:r>
-      <w:r>
-        <w:t xml:space="preserve"> результат –</w:t>
-      </w:r>
-      <w:r>
-        <w:t xml:space="preserve"> результаты комбинируются в зависимости от коэффициента влияния анализатора – веса анализатора.</w:t>
-      </w:r>
-    </w:p>
-    <w:p/>
-    <w:p>
-      <w:r>
-        <w:lastRenderedPageBreak/>
-        <w:t>Задача выбора оптимальных весов – неочевидна в общем случае.</w:t>
-      </w:r>
-    </w:p>
-    <w:p/>
-    <w:p>
-      <w:r>
-        <w:t>Даже в разрезе одной и той же модели, у разных пользователей могут быть свои оптимальные веса – это зависит от достоверных</w:t>
-      </w:r>
-      <w:r>
-        <w:t>/</w:t>
-      </w:r>
-      <w:r>
-        <w:t>исторических</w:t>
-      </w:r>
-      <w:r>
-        <w:t>/</w:t>
-      </w:r>
-      <w:r>
-        <w:t>доверенных данных.</w:t>
-      </w:r>
-    </w:p>
-    <w:p/>
-    <w:p>
-      <w:r>
-        <w:t>В ходе работ реализован автоматический подбор весов по доверенному набору экземпляров</w:t>
-      </w:r>
-      <w:proofErr w:type="gramStart"/>
+        <w:t>Модель данных</w:t>
+      </w:r>
+      <w:r>
+        <w:t xml:space="preserve"> – </w:t>
+      </w:r>
+      <w:r>
+        <w:t>множество</w:t>
+      </w:r>
+      <w:r>
+        <w:t xml:space="preserve"> анализируемых характеристик</w:t>
+      </w:r>
       <w:r>
         <w:t>.</w:t>
       </w:r>
-      <w:proofErr w:type="gramEnd"/>
-      <w:r>
-        <w:t xml:space="preserve"> Использовалась идея из машинного обучения.</w:t>
-      </w:r>
-    </w:p>
-    <w:p>
-      <w:r>
-        <w:t xml:space="preserve">Полученный алгоритм был оформлен в библиотеку на языке </w:t>
-      </w:r>
-      <w:r>
-        <w:rPr>
-          <w:lang w:val="en-US"/>
-        </w:rPr>
-        <w:t>C</w:t>
-      </w:r>
-      <w:r>
-        <w:t xml:space="preserve"># </w:t>
-      </w:r>
-      <w:r>
-        <w:t xml:space="preserve">и включает несколько базовых анализаторов, поддерживает </w:t>
-      </w:r>
-      <w:proofErr w:type="spellStart"/>
-      <w:r>
-        <w:t>автоконфигурацию</w:t>
-      </w:r>
-      <w:proofErr w:type="spellEnd"/>
-      <w:r>
-        <w:t>, которую при необходимости опытный пользователь сможет сконфигурировать при желании.</w:t>
-      </w:r>
-    </w:p>
-    <w:p/>
+    </w:p>
     <w:p>
       <w:r>
         <w:rPr>
           <w:b/>
           <w:bCs/>
         </w:rPr>
-        <w:t xml:space="preserve">Для первого боевого испытания был взят датасет </w:t>
+        <w:t>Результат работы</w:t>
+      </w:r>
+      <w:r>
+        <w:t xml:space="preserve"> - значение от 0 до 100, отражающее уровень доверия анализатора к анализируемым данным</w:t>
+      </w:r>
+    </w:p>
+    <w:p/>
+    <w:p>
+      <w:r>
+        <w:rPr>
+          <w:b/>
+          <w:bCs/>
+        </w:rPr>
+        <w:t>Элементарный анализатор</w:t>
+      </w:r>
+      <w:r>
+        <w:t xml:space="preserve"> – </w:t>
+      </w:r>
+      <w:r>
+        <w:t>алгоритм</w:t>
+      </w:r>
+      <w:r>
+        <w:t xml:space="preserve"> с памятью</w:t>
+      </w:r>
+      <w:r>
+        <w:t>, оценивающий характеристику.</w:t>
+      </w:r>
+    </w:p>
+    <w:p>
+      <w:pPr>
+        <w:rPr>
+          <w:rFonts w:eastAsiaTheme="minorEastAsia"/>
+          <w:i/>
+        </w:rPr>
+      </w:pPr>
+      <m:oMathPara>
+        <m:oMath>
+          <m:r>
+            <w:rPr>
+              <w:rFonts w:ascii="Cambria Math" w:hAnsi="Cambria Math"/>
+              <w:lang w:val="en-US"/>
+            </w:rPr>
+            <m:t>F</m:t>
+          </m:r>
+          <m:d>
+            <m:dPr>
+              <m:ctrlPr>
+                <w:rPr>
+                  <w:rFonts w:ascii="Cambria Math" w:hAnsi="Cambria Math"/>
+                  <w:i/>
+                  <w:lang w:val="en-US"/>
+                </w:rPr>
+              </m:ctrlPr>
+            </m:dPr>
+            <m:e>
+              <m:r>
+                <w:rPr>
+                  <w:rFonts w:ascii="Cambria Math" w:hAnsi="Cambria Math"/>
+                  <w:lang w:val="en-US"/>
+                </w:rPr>
+                <m:t>History</m:t>
+              </m:r>
+              <m:r>
+                <w:rPr>
+                  <w:rFonts w:ascii="Cambria Math" w:hAnsi="Cambria Math"/>
+                  <w:lang w:val="en-US"/>
+                </w:rPr>
+                <m:t xml:space="preserve">, </m:t>
+              </m:r>
+              <m:r>
+                <w:rPr>
+                  <w:rFonts w:ascii="Cambria Math" w:hAnsi="Cambria Math"/>
+                  <w:lang w:val="en-US"/>
+                </w:rPr>
+                <m:t>t</m:t>
+              </m:r>
+              <m:r>
+                <w:rPr>
+                  <w:rFonts w:ascii="Cambria Math" w:hAnsi="Cambria Math"/>
+                  <w:lang w:val="en-US"/>
+                </w:rPr>
+                <m:t>,x</m:t>
+              </m:r>
+              <m:ctrlPr>
+                <w:rPr>
+                  <w:rFonts w:ascii="Cambria Math" w:eastAsiaTheme="minorEastAsia" w:hAnsi="Cambria Math"/>
+                  <w:i/>
+                  <w:lang w:val="en-US"/>
+                </w:rPr>
+              </m:ctrlPr>
+            </m:e>
+          </m:d>
+          <m:r>
+            <w:rPr>
+              <w:rFonts w:ascii="Cambria Math" w:eastAsiaTheme="minorEastAsia" w:hAnsi="Cambria Math"/>
+              <w:lang w:val="en-US"/>
+            </w:rPr>
+            <m:t>→</m:t>
+          </m:r>
+          <m:d>
+            <m:dPr>
+              <m:begChr m:val="["/>
+              <m:endChr m:val="]"/>
+              <m:ctrlPr>
+                <w:rPr>
+                  <w:rFonts w:ascii="Cambria Math" w:eastAsiaTheme="minorEastAsia" w:hAnsi="Cambria Math"/>
+                  <w:i/>
+                  <w:lang w:val="en-US"/>
+                </w:rPr>
+              </m:ctrlPr>
+            </m:dPr>
+            <m:e>
+              <m:r>
+                <w:rPr>
+                  <w:rFonts w:ascii="Cambria Math" w:eastAsiaTheme="minorEastAsia" w:hAnsi="Cambria Math"/>
+                  <w:lang w:val="en-US"/>
+                </w:rPr>
+                <m:t>0, 100</m:t>
+              </m:r>
+            </m:e>
+          </m:d>
+          <m:r>
+            <w:rPr>
+              <w:rFonts w:ascii="Cambria Math" w:eastAsiaTheme="minorEastAsia" w:hAnsi="Cambria Math"/>
+              <w:lang w:val="en-US"/>
+            </w:rPr>
+            <m:t>,</m:t>
+          </m:r>
+          <m:r>
+            <w:rPr>
+              <w:rFonts w:ascii="Cambria Math" w:eastAsiaTheme="minorEastAsia" w:hAnsi="Cambria Math"/>
+              <w:lang w:val="en-US"/>
+            </w:rPr>
+            <m:t xml:space="preserve"> </m:t>
+          </m:r>
+          <m:r>
+            <w:rPr>
+              <w:rFonts w:ascii="Cambria Math" w:eastAsiaTheme="minorEastAsia" w:hAnsi="Cambria Math"/>
+            </w:rPr>
+            <m:t xml:space="preserve"> </m:t>
+          </m:r>
+          <m:r>
+            <w:rPr>
+              <w:rFonts w:ascii="Cambria Math" w:eastAsiaTheme="minorEastAsia" w:hAnsi="Cambria Math"/>
+              <w:lang w:val="en-US"/>
+            </w:rPr>
+            <m:t xml:space="preserve"> t-м</m:t>
+          </m:r>
+          <m:r>
+            <w:rPr>
+              <w:rFonts w:ascii="Cambria Math" w:eastAsiaTheme="minorEastAsia" w:hAnsi="Cambria Math"/>
+            </w:rPr>
+            <m:t>омент времени</m:t>
+          </m:r>
+          <m:r>
+            <w:rPr>
+              <w:rFonts w:ascii="Cambria Math" w:eastAsiaTheme="minorEastAsia" w:hAnsi="Cambria Math"/>
+            </w:rPr>
+            <m:t>,</m:t>
+          </m:r>
+          <m:r>
+            <w:rPr>
+              <w:rFonts w:ascii="Cambria Math" w:eastAsiaTheme="minorEastAsia" w:hAnsi="Cambria Math"/>
+              <w:lang w:val="en-US"/>
+            </w:rPr>
+            <m:t xml:space="preserve"> x-</m:t>
+          </m:r>
+          <m:r>
+            <w:rPr>
+              <w:rFonts w:ascii="Cambria Math" w:eastAsiaTheme="minorEastAsia" w:hAnsi="Cambria Math"/>
+            </w:rPr>
+            <m:t xml:space="preserve">значение характеристики в момент </m:t>
+          </m:r>
+          <m:r>
+            <w:rPr>
+              <w:rFonts w:ascii="Cambria Math" w:eastAsiaTheme="minorEastAsia" w:hAnsi="Cambria Math"/>
+              <w:lang w:val="en-US"/>
+            </w:rPr>
+            <m:t>t</m:t>
+          </m:r>
+        </m:oMath>
+      </m:oMathPara>
+    </w:p>
+    <w:p>
+      <w:r>
+        <w:rPr>
+          <w:b/>
+          <w:bCs/>
+        </w:rPr>
+        <w:t>Пример</w:t>
+      </w:r>
+      <w:r>
+        <w:rPr>
+          <w:b/>
+          <w:bCs/>
+        </w:rPr>
+        <w:t xml:space="preserve"> элементарного анализатора</w:t>
+      </w:r>
+      <w:r>
+        <w:t xml:space="preserve">: </w:t>
+      </w:r>
+      <w:r>
+        <w:t>некоторая характеристика х</w:t>
+      </w:r>
+    </w:p>
+    <w:p>
+      <w:pPr>
+        <w:rPr>
+          <w:rFonts w:eastAsiaTheme="minorEastAsia"/>
+          <w:i/>
+        </w:rPr>
+      </w:pPr>
+      <m:oMathPara>
+        <m:oMath>
+          <m:r>
+            <w:rPr>
+              <w:rFonts w:ascii="Cambria Math" w:hAnsi="Cambria Math"/>
+              <w:lang w:val="en-US"/>
+            </w:rPr>
+            <m:t>Histor</m:t>
+          </m:r>
+          <m:sSub>
+            <m:sSubPr>
+              <m:ctrlPr>
+                <w:rPr>
+                  <w:rFonts w:ascii="Cambria Math" w:hAnsi="Cambria Math"/>
+                  <w:i/>
+                  <w:lang w:val="en-US"/>
+                </w:rPr>
+              </m:ctrlPr>
+            </m:sSubPr>
+            <m:e>
+              <m:r>
+                <w:rPr>
+                  <w:rFonts w:ascii="Cambria Math" w:hAnsi="Cambria Math"/>
+                  <w:lang w:val="en-US"/>
+                </w:rPr>
+                <m:t>y</m:t>
+              </m:r>
+            </m:e>
+            <m:sub>
+              <m:r>
+                <w:rPr>
+                  <w:rFonts w:ascii="Cambria Math" w:hAnsi="Cambria Math"/>
+                  <w:lang w:val="en-US"/>
+                </w:rPr>
+                <m:t>x</m:t>
+              </m:r>
+            </m:sub>
+          </m:sSub>
+          <m:r>
+            <w:rPr>
+              <w:rFonts w:ascii="Cambria Math" w:hAnsi="Cambria Math"/>
+              <w:lang w:val="en-US"/>
+            </w:rPr>
+            <m:t>-</m:t>
+          </m:r>
+          <m:r>
+            <w:rPr>
+              <w:rFonts w:ascii="Cambria Math" w:hAnsi="Cambria Math"/>
+            </w:rPr>
+            <m:t xml:space="preserve">исторические данные по </m:t>
+          </m:r>
+          <m:r>
+            <w:rPr>
+              <w:rFonts w:ascii="Cambria Math" w:hAnsi="Cambria Math"/>
+              <w:lang w:val="en-US"/>
+            </w:rPr>
+            <m:t>х</m:t>
+          </m:r>
+        </m:oMath>
+      </m:oMathPara>
+    </w:p>
+    <w:p>
+      <w:pPr>
+        <w:rPr>
+          <w:i/>
+          <w:lang w:val="en-US"/>
+        </w:rPr>
+      </w:pPr>
+      <m:oMathPara>
+        <m:oMath>
+          <m:r>
+            <w:rPr>
+              <w:rFonts w:ascii="Cambria Math" w:hAnsi="Cambria Math"/>
+            </w:rPr>
+            <m:t>F</m:t>
+          </m:r>
+          <m:r>
+            <w:rPr>
+              <w:rFonts w:ascii="Cambria Math" w:hAnsi="Cambria Math"/>
+              <w:lang w:val="en-US"/>
+            </w:rPr>
+            <m:t>(</m:t>
+          </m:r>
+          <m:r>
+            <w:rPr>
+              <w:rFonts w:ascii="Cambria Math" w:hAnsi="Cambria Math"/>
+              <w:lang w:val="en-US"/>
+            </w:rPr>
+            <m:t>Histor</m:t>
+          </m:r>
+          <m:sSub>
+            <m:sSubPr>
+              <m:ctrlPr>
+                <w:rPr>
+                  <w:rFonts w:ascii="Cambria Math" w:hAnsi="Cambria Math"/>
+                  <w:i/>
+                  <w:lang w:val="en-US"/>
+                </w:rPr>
+              </m:ctrlPr>
+            </m:sSubPr>
+            <m:e>
+              <m:r>
+                <w:rPr>
+                  <w:rFonts w:ascii="Cambria Math" w:hAnsi="Cambria Math"/>
+                  <w:lang w:val="en-US"/>
+                </w:rPr>
+                <m:t>y</m:t>
+              </m:r>
+            </m:e>
+            <m:sub>
+              <m:r>
+                <w:rPr>
+                  <w:rFonts w:ascii="Cambria Math" w:hAnsi="Cambria Math"/>
+                  <w:lang w:val="en-US"/>
+                </w:rPr>
+                <m:t>x</m:t>
+              </m:r>
+            </m:sub>
+          </m:sSub>
+          <m:r>
+            <w:rPr>
+              <w:rFonts w:ascii="Cambria Math" w:hAnsi="Cambria Math"/>
+              <w:lang w:val="en-US"/>
+            </w:rPr>
+            <m:t xml:space="preserve">, </m:t>
+          </m:r>
+          <m:r>
+            <m:rPr>
+              <m:nor/>
+            </m:rPr>
+            <w:rPr>
+              <w:rFonts w:ascii="Cambria Math" w:hAnsi="Cambria Math"/>
+              <w:lang w:val="en-US"/>
+            </w:rPr>
+            <m:t>09:30</m:t>
+          </m:r>
+          <m:r>
+            <w:rPr>
+              <w:rFonts w:ascii="Cambria Math" w:hAnsi="Cambria Math"/>
+              <w:lang w:val="en-US"/>
+            </w:rPr>
+            <m:t xml:space="preserve">, </m:t>
+          </m:r>
+          <m:sSub>
+            <m:sSubPr>
+              <m:ctrlPr>
+                <w:rPr>
+                  <w:rFonts w:ascii="Cambria Math" w:hAnsi="Cambria Math"/>
+                  <w:i/>
+                  <w:lang w:val="en-US"/>
+                </w:rPr>
+              </m:ctrlPr>
+            </m:sSubPr>
+            <m:e>
+              <m:r>
+                <w:rPr>
+                  <w:rFonts w:ascii="Cambria Math" w:hAnsi="Cambria Math"/>
+                  <w:lang w:val="en-US"/>
+                </w:rPr>
+                <m:t>x</m:t>
+              </m:r>
+            </m:e>
+            <m:sub>
+              <m:r>
+                <w:rPr>
+                  <w:rFonts w:ascii="Cambria Math" w:hAnsi="Cambria Math"/>
+                  <w:lang w:val="en-US"/>
+                </w:rPr>
+                <m:t>09:30</m:t>
+              </m:r>
+            </m:sub>
+          </m:sSub>
+          <m:r>
+            <w:rPr>
+              <w:rFonts w:ascii="Cambria Math" w:hAnsi="Cambria Math"/>
+              <w:lang w:val="en-US"/>
+            </w:rPr>
+            <m:t>)</m:t>
+          </m:r>
+          <m:r>
+            <w:rPr>
+              <w:rFonts w:ascii="Cambria Math" w:hAnsi="Cambria Math"/>
+              <w:lang w:val="en-US"/>
+            </w:rPr>
+            <m:t>→95</m:t>
+          </m:r>
+        </m:oMath>
+      </m:oMathPara>
+    </w:p>
+    <w:p>
+      <w:pPr>
+        <w:rPr>
+          <w:rFonts w:eastAsiaTheme="minorEastAsia"/>
+        </w:rPr>
+      </w:pPr>
+      <w:r>
+        <w:t>Важно понимать, что элементарный анализатор – это просто алгоритм, а смысл ему придаёт</w:t>
+      </w:r>
+      <w:r>
+        <w:t xml:space="preserve"> </w:t>
+      </w:r>
+      <w:r>
+        <w:t xml:space="preserve">конкретная </w:t>
+      </w:r>
+      <m:oMath>
+        <m:r>
+          <w:rPr>
+            <w:rFonts w:ascii="Cambria Math" w:hAnsi="Cambria Math"/>
+            <w:lang w:val="en-US"/>
+          </w:rPr>
+          <m:t>Histor</m:t>
+        </m:r>
+        <m:sSub>
+          <m:sSubPr>
+            <m:ctrlPr>
+              <w:rPr>
+                <w:rFonts w:ascii="Cambria Math" w:hAnsi="Cambria Math"/>
+                <w:i/>
+                <w:lang w:val="en-US"/>
+              </w:rPr>
+            </m:ctrlPr>
+          </m:sSubPr>
+          <m:e>
+            <m:r>
+              <w:rPr>
+                <w:rFonts w:ascii="Cambria Math" w:hAnsi="Cambria Math"/>
+                <w:lang w:val="en-US"/>
+              </w:rPr>
+              <m:t>y</m:t>
+            </m:r>
+          </m:e>
+          <m:sub>
+            <m:r>
+              <w:rPr>
+                <w:rFonts w:ascii="Cambria Math" w:hAnsi="Cambria Math"/>
+                <w:lang w:val="en-US"/>
+              </w:rPr>
+              <m:t>x</m:t>
+            </m:r>
+          </m:sub>
+        </m:sSub>
+      </m:oMath>
+      <w:r>
+        <w:rPr>
+          <w:rFonts w:eastAsiaTheme="minorEastAsia"/>
+        </w:rPr>
+        <w:t xml:space="preserve"> – история наблюдений за характеристикой х.</w:t>
+      </w:r>
+    </w:p>
+    <w:p>
+      <w:pPr>
+        <w:rPr>
+          <w:rFonts w:eastAsiaTheme="minorEastAsia"/>
+        </w:rPr>
+      </w:pPr>
+      <w:r>
+        <w:rPr>
+          <w:rFonts w:eastAsiaTheme="minorEastAsia"/>
+        </w:rPr>
+        <w:t xml:space="preserve">В качестве х можно положить </w:t>
+      </w:r>
+      <w:r>
+        <w:rPr>
+          <w:rFonts w:eastAsiaTheme="minorEastAsia"/>
+          <w:lang w:val="en-US"/>
+        </w:rPr>
+        <w:t>ram</w:t>
+      </w:r>
+      <w:r>
+        <w:rPr>
+          <w:rFonts w:eastAsiaTheme="minorEastAsia"/>
+        </w:rPr>
+        <w:t xml:space="preserve">, </w:t>
+      </w:r>
+      <w:proofErr w:type="spellStart"/>
+      <w:r>
+        <w:rPr>
+          <w:rFonts w:eastAsiaTheme="minorEastAsia"/>
+          <w:lang w:val="en-US"/>
+        </w:rPr>
+        <w:t>cpu</w:t>
+      </w:r>
+      <w:proofErr w:type="spellEnd"/>
+      <w:r>
+        <w:rPr>
+          <w:rFonts w:eastAsiaTheme="minorEastAsia"/>
+        </w:rPr>
+        <w:t>_</w:t>
+      </w:r>
+      <w:r>
+        <w:rPr>
+          <w:rFonts w:eastAsiaTheme="minorEastAsia"/>
+          <w:lang w:val="en-US"/>
+        </w:rPr>
+        <w:t>percent</w:t>
+      </w:r>
+      <w:r>
+        <w:rPr>
+          <w:rFonts w:eastAsiaTheme="minorEastAsia"/>
+        </w:rPr>
+        <w:t xml:space="preserve">, </w:t>
+      </w:r>
+      <w:r>
+        <w:rPr>
+          <w:rFonts w:eastAsiaTheme="minorEastAsia"/>
+          <w:lang w:val="en-US"/>
+        </w:rPr>
+        <w:t>read</w:t>
+      </w:r>
+      <w:r>
+        <w:rPr>
+          <w:rFonts w:eastAsiaTheme="minorEastAsia"/>
+        </w:rPr>
+        <w:t>_</w:t>
+      </w:r>
+      <w:r>
+        <w:rPr>
+          <w:rFonts w:eastAsiaTheme="minorEastAsia"/>
+          <w:lang w:val="en-US"/>
+        </w:rPr>
+        <w:t>bytes</w:t>
+      </w:r>
+      <w:r>
+        <w:rPr>
+          <w:rFonts w:eastAsiaTheme="minorEastAsia"/>
+        </w:rPr>
+        <w:t>_</w:t>
+      </w:r>
+      <w:r>
+        <w:rPr>
+          <w:rFonts w:eastAsiaTheme="minorEastAsia"/>
+          <w:lang w:val="en-US"/>
+        </w:rPr>
+        <w:t>count</w:t>
+      </w:r>
+      <w:r>
+        <w:rPr>
+          <w:rFonts w:eastAsiaTheme="minorEastAsia"/>
+        </w:rPr>
+        <w:t xml:space="preserve"> </w:t>
+      </w:r>
+      <w:r>
+        <w:rPr>
+          <w:rFonts w:eastAsiaTheme="minorEastAsia"/>
+        </w:rPr>
+        <w:t>–</w:t>
+      </w:r>
+      <w:r>
+        <w:rPr>
+          <w:rFonts w:eastAsiaTheme="minorEastAsia"/>
+        </w:rPr>
+        <w:t xml:space="preserve"> </w:t>
+      </w:r>
+      <w:r>
+        <w:rPr>
+          <w:rFonts w:eastAsiaTheme="minorEastAsia"/>
+        </w:rPr>
+        <w:t>всё это числовые характеристики.</w:t>
+      </w:r>
+    </w:p>
+    <w:p/>
+    <w:p>
+      <w:pPr>
+        <w:rPr>
+          <w:lang w:val="en-US"/>
+        </w:rPr>
+      </w:pPr>
+      <w:r>
+        <mc:AlternateContent>
+          <mc:Choice Requires="wps">
+            <w:drawing>
+              <wp:anchor distT="0" distB="0" distL="114300" distR="114300" simplePos="0" relativeHeight="251659264" behindDoc="0" locked="0" layoutInCell="1" allowOverlap="1" wp14:anchorId="69F84B54" wp14:editId="2A906740">
+                <wp:simplePos x="0" y="0"/>
+                <wp:positionH relativeFrom="column">
+                  <wp:posOffset>1062990</wp:posOffset>
+                </wp:positionH>
+                <wp:positionV relativeFrom="paragraph">
+                  <wp:posOffset>208280</wp:posOffset>
+                </wp:positionV>
+                <wp:extent cx="4629150" cy="394788"/>
+                <wp:effectExtent l="0" t="0" r="0" b="0"/>
+                <wp:wrapNone/>
+                <wp:docPr id="3" name="TextBox 2">
+                  <a:extLst xmlns:a="http://schemas.openxmlformats.org/drawingml/2006/main">
+                    <a:ext uri="{FF2B5EF4-FFF2-40B4-BE49-F238E27FC236}">
+                      <a16:creationId xmlns:a16="http://schemas.microsoft.com/office/drawing/2014/main" id="{44597C21-3F02-8C23-5EA3-4EE5A506B550}"/>
+                    </a:ext>
+                  </a:extLst>
+                </wp:docPr>
+                <wp:cNvGraphicFramePr/>
+                <a:graphic xmlns:a="http://schemas.openxmlformats.org/drawingml/2006/main">
+                  <a:graphicData uri="http://schemas.microsoft.com/office/word/2010/wordprocessingShape">
+                    <wps:wsp>
+                      <wps:cNvSpPr txBox="1"/>
+                      <wps:spPr>
+                        <a:xfrm>
+                          <a:off x="0" y="0"/>
+                          <a:ext cx="4629150" cy="394788"/>
+                        </a:xfrm>
+                        <a:prstGeom prst="rect">
+                          <a:avLst/>
+                        </a:prstGeom>
+                        <a:noFill/>
+                      </wps:spPr>
+                      <wps:txbx>
+                        <w:txbxContent>
+                          <w:p>
+                            <w:pPr>
+                              <w:rPr>
+                                <w:rFonts w:ascii="Cambria Math" w:hAnsi="+mn-cs"/>
+                                <w:i/>
+                                <w:iCs/>
+                                <w:color w:val="000000" w:themeColor="text1"/>
+                                <w:kern w:val="24"/>
+                                <w:sz w:val="28"/>
+                                <w:szCs w:val="28"/>
+                                <w14:ligatures w14:val="none"/>
+                              </w:rPr>
+                            </w:pPr>
+                            <m:oMathPara>
+                              <m:oMath>
+                                <m:r>
+                                  <w:rPr>
+                                    <w:rFonts w:ascii="Cambria Math" w:eastAsiaTheme="minorEastAsia" w:hAnsi="Cambria Math"/>
+                                    <w:color w:val="000000" w:themeColor="text1"/>
+                                    <w:kern w:val="24"/>
+                                    <w:sz w:val="28"/>
+                                    <w:szCs w:val="28"/>
+                                  </w:rPr>
+                                  <m:t>A</m:t>
+                                </m:r>
+                                <m:r>
+                                  <w:rPr>
+                                    <w:rFonts w:ascii="Cambria Math" w:eastAsiaTheme="minorEastAsia" w:hAnsi="Cambria Math"/>
+                                    <w:color w:val="000000" w:themeColor="text1"/>
+                                    <w:kern w:val="24"/>
+                                    <w:sz w:val="28"/>
+                                    <w:szCs w:val="28"/>
+                                    <w:lang w:val="en-US"/>
+                                  </w:rPr>
+                                  <m:t>(</m:t>
+                                </m:r>
+                                <m:sSub>
+                                  <m:sSubPr>
+                                    <m:ctrlPr>
+                                      <w:rPr>
+                                        <w:rFonts w:ascii="Cambria Math" w:eastAsiaTheme="minorEastAsia" w:hAnsi="Cambria Math"/>
+                                        <w:i/>
+                                        <w:iCs/>
+                                        <w:color w:val="000000" w:themeColor="text1"/>
+                                        <w:kern w:val="24"/>
+                                        <w:sz w:val="28"/>
+                                        <w:szCs w:val="28"/>
+                                        <w:lang w:val="en-US"/>
+                                      </w:rPr>
+                                    </m:ctrlPr>
+                                  </m:sSubPr>
+                                  <m:e>
+                                    <m:r>
+                                      <w:rPr>
+                                        <w:rFonts w:ascii="Cambria Math" w:eastAsiaTheme="minorEastAsia" w:hAnsi="Cambria Math"/>
+                                        <w:color w:val="000000" w:themeColor="text1"/>
+                                        <w:kern w:val="24"/>
+                                        <w:sz w:val="28"/>
+                                        <w:szCs w:val="28"/>
+                                        <w:lang w:val="en-US"/>
+                                      </w:rPr>
+                                      <m:t>x</m:t>
+                                    </m:r>
+                                  </m:e>
+                                  <m:sub>
+                                    <m:r>
+                                      <w:rPr>
+                                        <w:rFonts w:ascii="Cambria Math" w:eastAsiaTheme="minorEastAsia" w:hAnsi="Cambria Math"/>
+                                        <w:color w:val="000000" w:themeColor="text1"/>
+                                        <w:kern w:val="24"/>
+                                        <w:sz w:val="28"/>
+                                        <w:szCs w:val="28"/>
+                                        <w:lang w:val="en-US"/>
+                                      </w:rPr>
+                                      <m:t>1</m:t>
+                                    </m:r>
+                                  </m:sub>
+                                </m:sSub>
+                                <m:r>
+                                  <w:rPr>
+                                    <w:rFonts w:ascii="Cambria Math" w:eastAsiaTheme="minorEastAsia" w:hAnsi="Cambria Math"/>
+                                    <w:color w:val="000000" w:themeColor="text1"/>
+                                    <w:kern w:val="24"/>
+                                    <w:sz w:val="28"/>
+                                    <w:szCs w:val="28"/>
+                                    <w:lang w:val="en-US"/>
+                                  </w:rPr>
+                                  <m:t>,…,</m:t>
+                                </m:r>
+                                <m:sSub>
+                                  <m:sSubPr>
+                                    <m:ctrlPr>
+                                      <w:rPr>
+                                        <w:rFonts w:ascii="Cambria Math" w:eastAsiaTheme="minorEastAsia" w:hAnsi="Cambria Math"/>
+                                        <w:i/>
+                                        <w:iCs/>
+                                        <w:color w:val="000000" w:themeColor="text1"/>
+                                        <w:kern w:val="24"/>
+                                        <w:sz w:val="28"/>
+                                        <w:szCs w:val="28"/>
+                                        <w:lang w:val="en-US"/>
+                                      </w:rPr>
+                                    </m:ctrlPr>
+                                  </m:sSubPr>
+                                  <m:e>
+                                    <m:r>
+                                      <w:rPr>
+                                        <w:rFonts w:ascii="Cambria Math" w:eastAsiaTheme="minorEastAsia" w:hAnsi="Cambria Math"/>
+                                        <w:color w:val="000000" w:themeColor="text1"/>
+                                        <w:kern w:val="24"/>
+                                        <w:sz w:val="28"/>
+                                        <w:szCs w:val="28"/>
+                                        <w:lang w:val="en-US"/>
+                                      </w:rPr>
+                                      <m:t>x</m:t>
+                                    </m:r>
+                                  </m:e>
+                                  <m:sub>
+                                    <m:r>
+                                      <w:rPr>
+                                        <w:rFonts w:ascii="Cambria Math" w:eastAsiaTheme="minorEastAsia" w:hAnsi="Cambria Math"/>
+                                        <w:color w:val="000000" w:themeColor="text1"/>
+                                        <w:kern w:val="24"/>
+                                        <w:sz w:val="28"/>
+                                        <w:szCs w:val="28"/>
+                                        <w:lang w:val="en-US"/>
+                                      </w:rPr>
+                                      <m:t>n</m:t>
+                                    </m:r>
+                                  </m:sub>
+                                </m:sSub>
+                                <m:r>
+                                  <w:rPr>
+                                    <w:rFonts w:ascii="Cambria Math" w:eastAsiaTheme="minorEastAsia" w:hAnsi="Cambria Math"/>
+                                    <w:color w:val="000000" w:themeColor="text1"/>
+                                    <w:kern w:val="24"/>
+                                    <w:sz w:val="28"/>
+                                    <w:szCs w:val="28"/>
+                                    <w:lang w:val="en-US"/>
+                                  </w:rPr>
+                                  <m:t>, t)</m:t>
+                                </m:r>
+                                <m:r>
+                                  <w:rPr>
+                                    <w:rFonts w:ascii="Cambria Math" w:hAnsi="Cambria Math"/>
+                                    <w:color w:val="000000" w:themeColor="text1"/>
+                                    <w:kern w:val="24"/>
+                                    <w:sz w:val="28"/>
+                                    <w:szCs w:val="28"/>
+                                  </w:rPr>
+                                  <m:t>=</m:t>
+                                </m:r>
+                                <m:r>
+                                  <w:rPr>
+                                    <w:rFonts w:ascii="Cambria Math" w:hAnsi="Cambria Math"/>
+                                    <w:color w:val="000000" w:themeColor="text1"/>
+                                    <w:kern w:val="24"/>
+                                    <w:sz w:val="28"/>
+                                    <w:szCs w:val="28"/>
+                                    <w:lang w:val="en-US"/>
+                                  </w:rPr>
+                                  <m:t> </m:t>
+                                </m:r>
+                                <m:nary>
+                                  <m:naryPr>
+                                    <m:chr m:val="∑"/>
+                                    <m:ctrlPr>
+                                      <w:rPr>
+                                        <w:rFonts w:ascii="Cambria Math" w:eastAsiaTheme="minorEastAsia" w:hAnsi="Cambria Math"/>
+                                        <w:i/>
+                                        <w:iCs/>
+                                        <w:color w:val="000000" w:themeColor="text1"/>
+                                        <w:kern w:val="24"/>
+                                        <w:sz w:val="28"/>
+                                        <w:szCs w:val="28"/>
+                                        <w:lang w:val="en-US"/>
+                                      </w:rPr>
+                                    </m:ctrlPr>
+                                  </m:naryPr>
+                                  <m:sub>
+                                    <m:r>
+                                      <w:rPr>
+                                        <w:rFonts w:ascii="Cambria Math" w:hAnsi="Cambria Math"/>
+                                        <w:color w:val="000000" w:themeColor="text1"/>
+                                        <w:kern w:val="24"/>
+                                        <w:sz w:val="28"/>
+                                        <w:szCs w:val="28"/>
+                                        <w:lang w:val="en-US"/>
+                                      </w:rPr>
+                                      <m:t>i=1</m:t>
+                                    </m:r>
+                                  </m:sub>
+                                  <m:sup>
+                                    <m:r>
+                                      <w:rPr>
+                                        <w:rFonts w:ascii="Cambria Math" w:hAnsi="Cambria Math"/>
+                                        <w:color w:val="000000" w:themeColor="text1"/>
+                                        <w:kern w:val="24"/>
+                                        <w:sz w:val="28"/>
+                                        <w:szCs w:val="28"/>
+                                        <w:lang w:val="en-US"/>
+                                      </w:rPr>
+                                      <m:t>n</m:t>
+                                    </m:r>
+                                  </m:sup>
+                                  <m:e>
+                                    <m:sSub>
+                                      <m:sSubPr>
+                                        <m:ctrlPr>
+                                          <w:rPr>
+                                            <w:rFonts w:ascii="Cambria Math" w:eastAsiaTheme="minorEastAsia" w:hAnsi="Cambria Math"/>
+                                            <w:i/>
+                                            <w:iCs/>
+                                            <w:color w:val="000000" w:themeColor="text1"/>
+                                            <w:kern w:val="24"/>
+                                            <w:sz w:val="28"/>
+                                            <w:szCs w:val="28"/>
+                                          </w:rPr>
+                                        </m:ctrlPr>
+                                      </m:sSubPr>
+                                      <m:e>
+                                        <m:r>
+                                          <w:rPr>
+                                            <w:rFonts w:ascii="Cambria Math" w:hAnsi="Cambria Math"/>
+                                            <w:color w:val="000000" w:themeColor="text1"/>
+                                            <w:kern w:val="24"/>
+                                            <w:sz w:val="28"/>
+                                            <w:szCs w:val="28"/>
+                                            <w:lang w:val="en-US"/>
+                                          </w:rPr>
+                                          <m:t>F</m:t>
+                                        </m:r>
+                                      </m:e>
+                                      <m:sub>
+                                        <m:r>
+                                          <w:rPr>
+                                            <w:rFonts w:ascii="Cambria Math" w:eastAsiaTheme="minorEastAsia" w:hAnsi="Cambria Math"/>
+                                            <w:color w:val="000000" w:themeColor="text1"/>
+                                            <w:kern w:val="24"/>
+                                            <w:sz w:val="28"/>
+                                            <w:szCs w:val="28"/>
+                                          </w:rPr>
+                                          <m:t>i</m:t>
+                                        </m:r>
+                                      </m:sub>
+                                    </m:sSub>
+                                    <m:d>
+                                      <m:dPr>
+                                        <m:ctrlPr>
+                                          <w:rPr>
+                                            <w:rFonts w:ascii="Cambria Math" w:eastAsiaTheme="minorEastAsia" w:hAnsi="Cambria Math"/>
+                                            <w:i/>
+                                            <w:iCs/>
+                                            <w:color w:val="000000" w:themeColor="text1"/>
+                                            <w:kern w:val="24"/>
+                                            <w:sz w:val="28"/>
+                                            <w:szCs w:val="28"/>
+                                            <w:lang w:val="en-US"/>
+                                          </w:rPr>
+                                        </m:ctrlPr>
+                                      </m:dPr>
+                                      <m:e>
+                                        <m:sSub>
+                                          <m:sSubPr>
+                                            <m:ctrlPr>
+                                              <w:rPr>
+                                                <w:rFonts w:ascii="Cambria Math" w:hAnsi="Cambria Math"/>
+                                                <w:i/>
+                                                <w:iCs/>
+                                                <w:color w:val="000000" w:themeColor="text1"/>
+                                                <w:kern w:val="24"/>
+                                                <w:sz w:val="28"/>
+                                                <w:szCs w:val="28"/>
+                                                <w:lang w:val="en-US"/>
+                                              </w:rPr>
+                                            </m:ctrlPr>
+                                          </m:sSubPr>
+                                          <m:e>
+                                            <m:r>
+                                              <w:rPr>
+                                                <w:rFonts w:ascii="Cambria Math" w:hAnsi="Cambria Math"/>
+                                                <w:color w:val="000000" w:themeColor="text1"/>
+                                                <w:kern w:val="24"/>
+                                                <w:sz w:val="28"/>
+                                                <w:szCs w:val="28"/>
+                                                <w:lang w:val="en-US"/>
+                                              </w:rPr>
+                                              <m:t>Histor</m:t>
+                                            </m:r>
+                                            <m:sSub>
+                                              <m:sSubPr>
+                                                <m:ctrlPr>
+                                                  <w:rPr>
+                                                    <w:rFonts w:ascii="Cambria Math" w:hAnsi="Cambria Math"/>
+                                                    <w:i/>
+                                                    <w:iCs/>
+                                                    <w:color w:val="000000" w:themeColor="text1"/>
+                                                    <w:kern w:val="24"/>
+                                                    <w:sz w:val="28"/>
+                                                    <w:szCs w:val="28"/>
+                                                    <w:lang w:val="en-US"/>
+                                                  </w:rPr>
+                                                </m:ctrlPr>
+                                              </m:sSubPr>
+                                              <m:e>
+                                                <m:r>
+                                                  <w:rPr>
+                                                    <w:rFonts w:ascii="Cambria Math" w:hAnsi="Cambria Math"/>
+                                                    <w:color w:val="000000" w:themeColor="text1"/>
+                                                    <w:kern w:val="24"/>
+                                                    <w:sz w:val="28"/>
+                                                    <w:szCs w:val="28"/>
+                                                    <w:lang w:val="en-US"/>
+                                                  </w:rPr>
+                                                  <m:t>y</m:t>
+                                                </m:r>
+                                              </m:e>
+                                              <m:sub>
+                                                <m:sSub>
+                                                  <m:sSubPr>
+                                                    <m:ctrlPr>
+                                                      <w:rPr>
+                                                        <w:rFonts w:ascii="Cambria Math" w:hAnsi="Cambria Math"/>
+                                                        <w:i/>
+                                                        <w:iCs/>
+                                                        <w:color w:val="000000" w:themeColor="text1"/>
+                                                        <w:kern w:val="24"/>
+                                                        <w:sz w:val="28"/>
+                                                        <w:szCs w:val="28"/>
+                                                        <w:lang w:val="en-US"/>
+                                                      </w:rPr>
+                                                    </m:ctrlPr>
+                                                  </m:sSubPr>
+                                                  <m:e>
+                                                    <m:r>
+                                                      <w:rPr>
+                                                        <w:rFonts w:ascii="Cambria Math" w:hAnsi="Cambria Math"/>
+                                                        <w:color w:val="000000" w:themeColor="text1"/>
+                                                        <w:kern w:val="24"/>
+                                                        <w:sz w:val="28"/>
+                                                        <w:szCs w:val="28"/>
+                                                        <w:lang w:val="en-US"/>
+                                                      </w:rPr>
+                                                      <m:t>X</m:t>
+                                                    </m:r>
+                                                  </m:e>
+                                                  <m:sub>
+                                                    <m:r>
+                                                      <w:rPr>
+                                                        <w:rFonts w:ascii="Cambria Math" w:hAnsi="Cambria Math"/>
+                                                        <w:color w:val="000000" w:themeColor="text1"/>
+                                                        <w:kern w:val="24"/>
+                                                        <w:sz w:val="28"/>
+                                                        <w:szCs w:val="28"/>
+                                                        <w:lang w:val="en-US"/>
+                                                      </w:rPr>
+                                                      <m:t>i</m:t>
+                                                    </m:r>
+                                                  </m:sub>
+                                                </m:sSub>
+                                              </m:sub>
+                                            </m:sSub>
+                                            <m:r>
+                                              <w:rPr>
+                                                <w:rFonts w:ascii="Cambria Math" w:hAnsi="Cambria Math"/>
+                                                <w:color w:val="000000" w:themeColor="text1"/>
+                                                <w:kern w:val="24"/>
+                                                <w:sz w:val="28"/>
+                                                <w:szCs w:val="28"/>
+                                                <w:lang w:val="en-US"/>
+                                              </w:rPr>
+                                              <m:t>,t,</m:t>
+                                            </m:r>
+                                            <m:r>
+                                              <w:rPr>
+                                                <w:rFonts w:ascii="Cambria Math" w:hAnsi="Cambria Math"/>
+                                                <w:color w:val="000000" w:themeColor="text1"/>
+                                                <w:kern w:val="24"/>
+                                                <w:sz w:val="28"/>
+                                                <w:szCs w:val="28"/>
+                                                <w:lang w:val="en-US"/>
+                                              </w:rPr>
+                                              <m:t>x</m:t>
+                                            </m:r>
+                                          </m:e>
+                                          <m:sub>
+                                            <m:r>
+                                              <w:rPr>
+                                                <w:rFonts w:ascii="Cambria Math" w:hAnsi="Cambria Math"/>
+                                                <w:color w:val="000000" w:themeColor="text1"/>
+                                                <w:kern w:val="24"/>
+                                                <w:sz w:val="28"/>
+                                                <w:szCs w:val="28"/>
+                                                <w:lang w:val="en-US"/>
+                                              </w:rPr>
+                                              <m:t>i</m:t>
+                                            </m:r>
+                                          </m:sub>
+                                        </m:sSub>
+                                      </m:e>
+                                    </m:d>
+                                    <m:r>
+                                      <w:rPr>
+                                        <w:rFonts w:ascii="Cambria Math" w:hAnsi="Cambria Math"/>
+                                        <w:color w:val="000000" w:themeColor="text1"/>
+                                        <w:kern w:val="24"/>
+                                        <w:sz w:val="28"/>
+                                        <w:szCs w:val="28"/>
+                                      </w:rPr>
+                                      <m:t> *</m:t>
+                                    </m:r>
+                                    <m:sSub>
+                                      <m:sSubPr>
+                                        <m:ctrlPr>
+                                          <w:rPr>
+                                            <w:rFonts w:ascii="Cambria Math" w:eastAsiaTheme="minorEastAsia" w:hAnsi="Cambria Math"/>
+                                            <w:i/>
+                                            <w:iCs/>
+                                            <w:color w:val="000000" w:themeColor="text1"/>
+                                            <w:kern w:val="24"/>
+                                            <w:sz w:val="28"/>
+                                            <w:szCs w:val="28"/>
+                                          </w:rPr>
+                                        </m:ctrlPr>
+                                      </m:sSubPr>
+                                      <m:e>
+                                        <m:r>
+                                          <w:rPr>
+                                            <w:rFonts w:ascii="Cambria Math" w:hAnsi="Cambria Math"/>
+                                            <w:color w:val="000000" w:themeColor="text1"/>
+                                            <w:kern w:val="24"/>
+                                            <w:sz w:val="28"/>
+                                            <w:szCs w:val="28"/>
+                                            <w:lang w:val="en-US"/>
+                                          </w:rPr>
+                                          <m:t>w</m:t>
+                                        </m:r>
+                                      </m:e>
+                                      <m:sub>
+                                        <m:sSub>
+                                          <m:sSubPr>
+                                            <m:ctrlPr>
+                                              <w:rPr>
+                                                <w:rFonts w:ascii="Cambria Math" w:eastAsiaTheme="minorEastAsia" w:hAnsi="Cambria Math"/>
+                                                <w:i/>
+                                                <w:iCs/>
+                                                <w:color w:val="000000" w:themeColor="text1"/>
+                                                <w:kern w:val="24"/>
+                                                <w:sz w:val="28"/>
+                                                <w:szCs w:val="28"/>
+                                                <w:lang w:val="en-US"/>
+                                              </w:rPr>
+                                            </m:ctrlPr>
+                                          </m:sSubPr>
+                                          <m:e>
+                                            <m:r>
+                                              <w:rPr>
+                                                <w:rFonts w:ascii="Cambria Math" w:eastAsiaTheme="minorEastAsia" w:hAnsi="Cambria Math"/>
+                                                <w:color w:val="000000" w:themeColor="text1"/>
+                                                <w:kern w:val="24"/>
+                                                <w:sz w:val="28"/>
+                                                <w:szCs w:val="28"/>
+                                              </w:rPr>
+                                              <m:t>F</m:t>
+                                            </m:r>
+                                            <m:ctrlPr>
+                                              <w:rPr>
+                                                <w:rFonts w:ascii="Cambria Math" w:eastAsiaTheme="minorEastAsia" w:hAnsi="Cambria Math"/>
+                                                <w:i/>
+                                                <w:iCs/>
+                                                <w:color w:val="000000" w:themeColor="text1"/>
+                                                <w:kern w:val="24"/>
+                                                <w:sz w:val="28"/>
+                                                <w:szCs w:val="28"/>
+                                              </w:rPr>
+                                            </m:ctrlPr>
+                                          </m:e>
+                                          <m:sub>
+                                            <m:r>
+                                              <w:rPr>
+                                                <w:rFonts w:ascii="Cambria Math" w:eastAsiaTheme="minorEastAsia" w:hAnsi="Cambria Math"/>
+                                                <w:color w:val="000000" w:themeColor="text1"/>
+                                                <w:kern w:val="24"/>
+                                                <w:sz w:val="28"/>
+                                                <w:szCs w:val="28"/>
+                                                <w:lang w:val="en-US"/>
+                                              </w:rPr>
+                                              <m:t>i</m:t>
+                                            </m:r>
+                                          </m:sub>
+                                        </m:sSub>
+                                      </m:sub>
+                                    </m:sSub>
+                                  </m:e>
+                                </m:nary>
+                              </m:oMath>
+                            </m:oMathPara>
+                          </w:p>
+                        </w:txbxContent>
+                      </wps:txbx>
+                      <wps:bodyPr wrap="square">
+                        <a:spAutoFit/>
+                      </wps:bodyPr>
+                    </wps:wsp>
+                  </a:graphicData>
+                </a:graphic>
+                <wp14:sizeRelH relativeFrom="margin">
+                  <wp14:pctWidth>0</wp14:pctWidth>
+                </wp14:sizeRelH>
+                <wp14:sizeRelV relativeFrom="margin">
+                  <wp14:pctHeight>0</wp14:pctHeight>
+                </wp14:sizeRelV>
+              </wp:anchor>
+            </w:drawing>
+          </mc:Choice>
+          <mc:Fallback>
+            <w:pict>
+              <v:shapetype w14:anchorId="69F84B54" id="_x0000_t202" coordsize="21600,21600" o:spt="202" path="m,l,21600r21600,l21600,xe">
+                <v:stroke joinstyle="miter"/>
+                <v:path gradientshapeok="t" o:connecttype="rect"/>
+              </v:shapetype>
+              <v:shape id="TextBox 2" o:spid="_x0000_s1026" type="#_x0000_t202" style="position:absolute;margin-left:83.7pt;margin-top:16.4pt;width:364.5pt;height:31.1pt;z-index:251659264;visibility:visible;mso-wrap-style:square;mso-width-percent:0;mso-height-percent:0;mso-wrap-distance-left:9pt;mso-wrap-distance-top:0;mso-wrap-distance-right:9pt;mso-wrap-distance-bottom:0;mso-position-horizontal:absolute;mso-position-horizontal-relative:text;mso-position-vertical:absolute;mso-position-vertical-relative:text;mso-width-percent:0;mso-height-percent:0;mso-width-relative:margin;mso-height-relative:margin;v-text-anchor:top" o:gfxdata="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" filled="f" stroked="f">
+                <v:textbox style="mso-fit-shape-to-text:t">
+                  <w:txbxContent>
+                    <w:p>
+                      <w:pPr>
+                        <w:rPr>
+                          <w:rFonts w:ascii="Cambria Math" w:hAnsi="+mn-cs"/>
+                          <w:i/>
+                          <w:iCs/>
+                          <w:color w:val="000000" w:themeColor="text1"/>
+                          <w:kern w:val="24"/>
+                          <w:sz w:val="28"/>
+                          <w:szCs w:val="28"/>
+                          <w14:ligatures w14:val="none"/>
+                        </w:rPr>
+                      </w:pPr>
+                      <m:oMathPara>
+                        <m:oMath>
+                          <m:r>
+                            <w:rPr>
+                              <w:rFonts w:ascii="Cambria Math" w:eastAsiaTheme="minorEastAsia" w:hAnsi="Cambria Math"/>
+                              <w:color w:val="000000" w:themeColor="text1"/>
+                              <w:kern w:val="24"/>
+                              <w:sz w:val="28"/>
+                              <w:szCs w:val="28"/>
+                            </w:rPr>
+                            <m:t>A</m:t>
+                          </m:r>
+                          <m:r>
+                            <w:rPr>
+                              <w:rFonts w:ascii="Cambria Math" w:eastAsiaTheme="minorEastAsia" w:hAnsi="Cambria Math"/>
+                              <w:color w:val="000000" w:themeColor="text1"/>
+                              <w:kern w:val="24"/>
+                              <w:sz w:val="28"/>
+                              <w:szCs w:val="28"/>
+                              <w:lang w:val="en-US"/>
+                            </w:rPr>
+                            <m:t>(</m:t>
+                          </m:r>
+                          <m:sSub>
+                            <m:sSubPr>
+                              <m:ctrlPr>
+                                <w:rPr>
+                                  <w:rFonts w:ascii="Cambria Math" w:eastAsiaTheme="minorEastAsia" w:hAnsi="Cambria Math"/>
+                                  <w:i/>
+                                  <w:iCs/>
+                                  <w:color w:val="000000" w:themeColor="text1"/>
+                                  <w:kern w:val="24"/>
+                                  <w:sz w:val="28"/>
+                                  <w:szCs w:val="28"/>
+                                  <w:lang w:val="en-US"/>
+                                </w:rPr>
+                              </m:ctrlPr>
+                            </m:sSubPr>
+                            <m:e>
+                              <m:r>
+                                <w:rPr>
+                                  <w:rFonts w:ascii="Cambria Math" w:eastAsiaTheme="minorEastAsia" w:hAnsi="Cambria Math"/>
+                                  <w:color w:val="000000" w:themeColor="text1"/>
+                                  <w:kern w:val="24"/>
+                                  <w:sz w:val="28"/>
+                                  <w:szCs w:val="28"/>
+                                  <w:lang w:val="en-US"/>
+                                </w:rPr>
+                                <m:t>x</m:t>
+                              </m:r>
+                            </m:e>
+                            <m:sub>
+                              <m:r>
+                                <w:rPr>
+                                  <w:rFonts w:ascii="Cambria Math" w:eastAsiaTheme="minorEastAsia" w:hAnsi="Cambria Math"/>
+                                  <w:color w:val="000000" w:themeColor="text1"/>
+                                  <w:kern w:val="24"/>
+                                  <w:sz w:val="28"/>
+                                  <w:szCs w:val="28"/>
+                                  <w:lang w:val="en-US"/>
+                                </w:rPr>
+                                <m:t>1</m:t>
+                              </m:r>
+                            </m:sub>
+                          </m:sSub>
+                          <m:r>
+                            <w:rPr>
+                              <w:rFonts w:ascii="Cambria Math" w:eastAsiaTheme="minorEastAsia" w:hAnsi="Cambria Math"/>
+                              <w:color w:val="000000" w:themeColor="text1"/>
+                              <w:kern w:val="24"/>
+                              <w:sz w:val="28"/>
+                              <w:szCs w:val="28"/>
+                              <w:lang w:val="en-US"/>
+                            </w:rPr>
+                            <m:t>,…,</m:t>
+                          </m:r>
+                          <m:sSub>
+                            <m:sSubPr>
+                              <m:ctrlPr>
+                                <w:rPr>
+                                  <w:rFonts w:ascii="Cambria Math" w:eastAsiaTheme="minorEastAsia" w:hAnsi="Cambria Math"/>
+                                  <w:i/>
+                                  <w:iCs/>
+                                  <w:color w:val="000000" w:themeColor="text1"/>
+                                  <w:kern w:val="24"/>
+                                  <w:sz w:val="28"/>
+                                  <w:szCs w:val="28"/>
+                                  <w:lang w:val="en-US"/>
+                                </w:rPr>
+                              </m:ctrlPr>
+                            </m:sSubPr>
+                            <m:e>
+                              <m:r>
+                                <w:rPr>
+                                  <w:rFonts w:ascii="Cambria Math" w:eastAsiaTheme="minorEastAsia" w:hAnsi="Cambria Math"/>
+                                  <w:color w:val="000000" w:themeColor="text1"/>
+                                  <w:kern w:val="24"/>
+                                  <w:sz w:val="28"/>
+                                  <w:szCs w:val="28"/>
+                                  <w:lang w:val="en-US"/>
+                                </w:rPr>
+                                <m:t>x</m:t>
+                              </m:r>
+                            </m:e>
+                            <m:sub>
+                              <m:r>
+                                <w:rPr>
+                                  <w:rFonts w:ascii="Cambria Math" w:eastAsiaTheme="minorEastAsia" w:hAnsi="Cambria Math"/>
+                                  <w:color w:val="000000" w:themeColor="text1"/>
+                                  <w:kern w:val="24"/>
+                                  <w:sz w:val="28"/>
+                                  <w:szCs w:val="28"/>
+                                  <w:lang w:val="en-US"/>
+                                </w:rPr>
+                                <m:t>n</m:t>
+                              </m:r>
+                            </m:sub>
+                          </m:sSub>
+                          <m:r>
+                            <w:rPr>
+                              <w:rFonts w:ascii="Cambria Math" w:eastAsiaTheme="minorEastAsia" w:hAnsi="Cambria Math"/>
+                              <w:color w:val="000000" w:themeColor="text1"/>
+                              <w:kern w:val="24"/>
+                              <w:sz w:val="28"/>
+                              <w:szCs w:val="28"/>
+                              <w:lang w:val="en-US"/>
+                            </w:rPr>
+                            <m:t>, t)</m:t>
+                          </m:r>
+                          <m:r>
+                            <w:rPr>
+                              <w:rFonts w:ascii="Cambria Math" w:hAnsi="Cambria Math"/>
+                              <w:color w:val="000000" w:themeColor="text1"/>
+                              <w:kern w:val="24"/>
+                              <w:sz w:val="28"/>
+                              <w:szCs w:val="28"/>
+                            </w:rPr>
+                            <m:t>=</m:t>
+                          </m:r>
+                          <m:r>
+                            <w:rPr>
+                              <w:rFonts w:ascii="Cambria Math" w:hAnsi="Cambria Math"/>
+                              <w:color w:val="000000" w:themeColor="text1"/>
+                              <w:kern w:val="24"/>
+                              <w:sz w:val="28"/>
+                              <w:szCs w:val="28"/>
+                              <w:lang w:val="en-US"/>
+                            </w:rPr>
+                            <m:t> </m:t>
+                          </m:r>
+                          <m:nary>
+                            <m:naryPr>
+                              <m:chr m:val="∑"/>
+                              <m:ctrlPr>
+                                <w:rPr>
+                                  <w:rFonts w:ascii="Cambria Math" w:eastAsiaTheme="minorEastAsia" w:hAnsi="Cambria Math"/>
+                                  <w:i/>
+                                  <w:iCs/>
+                                  <w:color w:val="000000" w:themeColor="text1"/>
+                                  <w:kern w:val="24"/>
+                                  <w:sz w:val="28"/>
+                                  <w:szCs w:val="28"/>
+                                  <w:lang w:val="en-US"/>
+                                </w:rPr>
+                              </m:ctrlPr>
+                            </m:naryPr>
+                            <m:sub>
+                              <m:r>
+                                <w:rPr>
+                                  <w:rFonts w:ascii="Cambria Math" w:hAnsi="Cambria Math"/>
+                                  <w:color w:val="000000" w:themeColor="text1"/>
+                                  <w:kern w:val="24"/>
+                                  <w:sz w:val="28"/>
+                                  <w:szCs w:val="28"/>
+                                  <w:lang w:val="en-US"/>
+                                </w:rPr>
+                                <m:t>i=1</m:t>
+                              </m:r>
+                            </m:sub>
+                            <m:sup>
+                              <m:r>
+                                <w:rPr>
+                                  <w:rFonts w:ascii="Cambria Math" w:hAnsi="Cambria Math"/>
+                                  <w:color w:val="000000" w:themeColor="text1"/>
+                                  <w:kern w:val="24"/>
+                                  <w:sz w:val="28"/>
+                                  <w:szCs w:val="28"/>
+                                  <w:lang w:val="en-US"/>
+                                </w:rPr>
+                                <m:t>n</m:t>
+                              </m:r>
+                            </m:sup>
+                            <m:e>
+                              <m:sSub>
+                                <m:sSubPr>
+                                  <m:ctrlPr>
+                                    <w:rPr>
+                                      <w:rFonts w:ascii="Cambria Math" w:eastAsiaTheme="minorEastAsia" w:hAnsi="Cambria Math"/>
+                                      <w:i/>
+                                      <w:iCs/>
+                                      <w:color w:val="000000" w:themeColor="text1"/>
+                                      <w:kern w:val="24"/>
+                                      <w:sz w:val="28"/>
+                                      <w:szCs w:val="28"/>
+                                    </w:rPr>
+                                  </m:ctrlPr>
+                                </m:sSubPr>
+                                <m:e>
+                                  <m:r>
+                                    <w:rPr>
+                                      <w:rFonts w:ascii="Cambria Math" w:hAnsi="Cambria Math"/>
+                                      <w:color w:val="000000" w:themeColor="text1"/>
+                                      <w:kern w:val="24"/>
+                                      <w:sz w:val="28"/>
+                                      <w:szCs w:val="28"/>
+                                      <w:lang w:val="en-US"/>
+                                    </w:rPr>
+                                    <m:t>F</m:t>
+                                  </m:r>
+                                </m:e>
+                                <m:sub>
+                                  <m:r>
+                                    <w:rPr>
+                                      <w:rFonts w:ascii="Cambria Math" w:eastAsiaTheme="minorEastAsia" w:hAnsi="Cambria Math"/>
+                                      <w:color w:val="000000" w:themeColor="text1"/>
+                                      <w:kern w:val="24"/>
+                                      <w:sz w:val="28"/>
+                                      <w:szCs w:val="28"/>
+                                    </w:rPr>
+                                    <m:t>i</m:t>
+                                  </m:r>
+                                </m:sub>
+                              </m:sSub>
+                              <m:d>
+                                <m:dPr>
+                                  <m:ctrlPr>
+                                    <w:rPr>
+                                      <w:rFonts w:ascii="Cambria Math" w:eastAsiaTheme="minorEastAsia" w:hAnsi="Cambria Math"/>
+                                      <w:i/>
+                                      <w:iCs/>
+                                      <w:color w:val="000000" w:themeColor="text1"/>
+                                      <w:kern w:val="24"/>
+                                      <w:sz w:val="28"/>
+                                      <w:szCs w:val="28"/>
+                                      <w:lang w:val="en-US"/>
+                                    </w:rPr>
+                                  </m:ctrlPr>
+                                </m:dPr>
+                                <m:e>
+                                  <m:sSub>
+                                    <m:sSubPr>
+                                      <m:ctrlPr>
+                                        <w:rPr>
+                                          <w:rFonts w:ascii="Cambria Math" w:hAnsi="Cambria Math"/>
+                                          <w:i/>
+                                          <w:iCs/>
+                                          <w:color w:val="000000" w:themeColor="text1"/>
+                                          <w:kern w:val="24"/>
+                                          <w:sz w:val="28"/>
+                                          <w:szCs w:val="28"/>
+                                          <w:lang w:val="en-US"/>
+                                        </w:rPr>
+                                      </m:ctrlPr>
+                                    </m:sSubPr>
+                                    <m:e>
+                                      <m:r>
+                                        <w:rPr>
+                                          <w:rFonts w:ascii="Cambria Math" w:hAnsi="Cambria Math"/>
+                                          <w:color w:val="000000" w:themeColor="text1"/>
+                                          <w:kern w:val="24"/>
+                                          <w:sz w:val="28"/>
+                                          <w:szCs w:val="28"/>
+                                          <w:lang w:val="en-US"/>
+                                        </w:rPr>
+                                        <m:t>Histor</m:t>
+                                      </m:r>
+                                      <m:sSub>
+                                        <m:sSubPr>
+                                          <m:ctrlPr>
+                                            <w:rPr>
+                                              <w:rFonts w:ascii="Cambria Math" w:hAnsi="Cambria Math"/>
+                                              <w:i/>
+                                              <w:iCs/>
+                                              <w:color w:val="000000" w:themeColor="text1"/>
+                                              <w:kern w:val="24"/>
+                                              <w:sz w:val="28"/>
+                                              <w:szCs w:val="28"/>
+                                              <w:lang w:val="en-US"/>
+                                            </w:rPr>
+                                          </m:ctrlPr>
+                                        </m:sSubPr>
+                                        <m:e>
+                                          <m:r>
+                                            <w:rPr>
+                                              <w:rFonts w:ascii="Cambria Math" w:hAnsi="Cambria Math"/>
+                                              <w:color w:val="000000" w:themeColor="text1"/>
+                                              <w:kern w:val="24"/>
+                                              <w:sz w:val="28"/>
+                                              <w:szCs w:val="28"/>
+                                              <w:lang w:val="en-US"/>
+                                            </w:rPr>
+                                            <m:t>y</m:t>
+                                          </m:r>
+                                        </m:e>
+                                        <m:sub>
+                                          <m:sSub>
+                                            <m:sSubPr>
+                                              <m:ctrlPr>
+                                                <w:rPr>
+                                                  <w:rFonts w:ascii="Cambria Math" w:hAnsi="Cambria Math"/>
+                                                  <w:i/>
+                                                  <w:iCs/>
+                                                  <w:color w:val="000000" w:themeColor="text1"/>
+                                                  <w:kern w:val="24"/>
+                                                  <w:sz w:val="28"/>
+                                                  <w:szCs w:val="28"/>
+                                                  <w:lang w:val="en-US"/>
+                                                </w:rPr>
+                                              </m:ctrlPr>
+                                            </m:sSubPr>
+                                            <m:e>
+                                              <m:r>
+                                                <w:rPr>
+                                                  <w:rFonts w:ascii="Cambria Math" w:hAnsi="Cambria Math"/>
+                                                  <w:color w:val="000000" w:themeColor="text1"/>
+                                                  <w:kern w:val="24"/>
+                                                  <w:sz w:val="28"/>
+                                                  <w:szCs w:val="28"/>
+                                                  <w:lang w:val="en-US"/>
+                                                </w:rPr>
+                                                <m:t>X</m:t>
+                                              </m:r>
+                                            </m:e>
+                                            <m:sub>
+                                              <m:r>
+                                                <w:rPr>
+                                                  <w:rFonts w:ascii="Cambria Math" w:hAnsi="Cambria Math"/>
+                                                  <w:color w:val="000000" w:themeColor="text1"/>
+                                                  <w:kern w:val="24"/>
+                                                  <w:sz w:val="28"/>
+                                                  <w:szCs w:val="28"/>
+                                                  <w:lang w:val="en-US"/>
+                                                </w:rPr>
+                                                <m:t>i</m:t>
+                                              </m:r>
+                                            </m:sub>
+                                          </m:sSub>
+                                        </m:sub>
+                                      </m:sSub>
+                                      <m:r>
+                                        <w:rPr>
+                                          <w:rFonts w:ascii="Cambria Math" w:hAnsi="Cambria Math"/>
+                                          <w:color w:val="000000" w:themeColor="text1"/>
+                                          <w:kern w:val="24"/>
+                                          <w:sz w:val="28"/>
+                                          <w:szCs w:val="28"/>
+                                          <w:lang w:val="en-US"/>
+                                        </w:rPr>
+                                        <m:t>,t,</m:t>
+                                      </m:r>
+                                      <m:r>
+                                        <w:rPr>
+                                          <w:rFonts w:ascii="Cambria Math" w:hAnsi="Cambria Math"/>
+                                          <w:color w:val="000000" w:themeColor="text1"/>
+                                          <w:kern w:val="24"/>
+                                          <w:sz w:val="28"/>
+                                          <w:szCs w:val="28"/>
+                                          <w:lang w:val="en-US"/>
+                                        </w:rPr>
+                                        <m:t>x</m:t>
+                                      </m:r>
+                                    </m:e>
+                                    <m:sub>
+                                      <m:r>
+                                        <w:rPr>
+                                          <w:rFonts w:ascii="Cambria Math" w:hAnsi="Cambria Math"/>
+                                          <w:color w:val="000000" w:themeColor="text1"/>
+                                          <w:kern w:val="24"/>
+                                          <w:sz w:val="28"/>
+                                          <w:szCs w:val="28"/>
+                                          <w:lang w:val="en-US"/>
+                                        </w:rPr>
+                                        <m:t>i</m:t>
+                                      </m:r>
+                                    </m:sub>
+                                  </m:sSub>
+                                </m:e>
+                              </m:d>
+                              <m:r>
+                                <w:rPr>
+                                  <w:rFonts w:ascii="Cambria Math" w:hAnsi="Cambria Math"/>
+                                  <w:color w:val="000000" w:themeColor="text1"/>
+                                  <w:kern w:val="24"/>
+                                  <w:sz w:val="28"/>
+                                  <w:szCs w:val="28"/>
+                                </w:rPr>
+                                <m:t> *</m:t>
+                              </m:r>
+                              <m:sSub>
+                                <m:sSubPr>
+                                  <m:ctrlPr>
+                                    <w:rPr>
+                                      <w:rFonts w:ascii="Cambria Math" w:eastAsiaTheme="minorEastAsia" w:hAnsi="Cambria Math"/>
+                                      <w:i/>
+                                      <w:iCs/>
+                                      <w:color w:val="000000" w:themeColor="text1"/>
+                                      <w:kern w:val="24"/>
+                                      <w:sz w:val="28"/>
+                                      <w:szCs w:val="28"/>
+                                    </w:rPr>
+                                  </m:ctrlPr>
+                                </m:sSubPr>
+                                <m:e>
+                                  <m:r>
+                                    <w:rPr>
+                                      <w:rFonts w:ascii="Cambria Math" w:hAnsi="Cambria Math"/>
+                                      <w:color w:val="000000" w:themeColor="text1"/>
+                                      <w:kern w:val="24"/>
+                                      <w:sz w:val="28"/>
+                                      <w:szCs w:val="28"/>
+                                      <w:lang w:val="en-US"/>
+                                    </w:rPr>
+                                    <m:t>w</m:t>
+                                  </m:r>
+                                </m:e>
+                                <m:sub>
+                                  <m:sSub>
+                                    <m:sSubPr>
+                                      <m:ctrlPr>
+                                        <w:rPr>
+                                          <w:rFonts w:ascii="Cambria Math" w:eastAsiaTheme="minorEastAsia" w:hAnsi="Cambria Math"/>
+                                          <w:i/>
+                                          <w:iCs/>
+                                          <w:color w:val="000000" w:themeColor="text1"/>
+                                          <w:kern w:val="24"/>
+                                          <w:sz w:val="28"/>
+                                          <w:szCs w:val="28"/>
+                                          <w:lang w:val="en-US"/>
+                                        </w:rPr>
+                                      </m:ctrlPr>
+                                    </m:sSubPr>
+                                    <m:e>
+                                      <m:r>
+                                        <w:rPr>
+                                          <w:rFonts w:ascii="Cambria Math" w:eastAsiaTheme="minorEastAsia" w:hAnsi="Cambria Math"/>
+                                          <w:color w:val="000000" w:themeColor="text1"/>
+                                          <w:kern w:val="24"/>
+                                          <w:sz w:val="28"/>
+                                          <w:szCs w:val="28"/>
+                                        </w:rPr>
+                                        <m:t>F</m:t>
+                                      </m:r>
+                                      <m:ctrlPr>
+                                        <w:rPr>
+                                          <w:rFonts w:ascii="Cambria Math" w:eastAsiaTheme="minorEastAsia" w:hAnsi="Cambria Math"/>
+                                          <w:i/>
+                                          <w:iCs/>
+                                          <w:color w:val="000000" w:themeColor="text1"/>
+                                          <w:kern w:val="24"/>
+                                          <w:sz w:val="28"/>
+                                          <w:szCs w:val="28"/>
+                                        </w:rPr>
+                                      </m:ctrlPr>
+                                    </m:e>
+                                    <m:sub>
+                                      <m:r>
+                                        <w:rPr>
+                                          <w:rFonts w:ascii="Cambria Math" w:eastAsiaTheme="minorEastAsia" w:hAnsi="Cambria Math"/>
+                                          <w:color w:val="000000" w:themeColor="text1"/>
+                                          <w:kern w:val="24"/>
+                                          <w:sz w:val="28"/>
+                                          <w:szCs w:val="28"/>
+                                          <w:lang w:val="en-US"/>
+                                        </w:rPr>
+                                        <m:t>i</m:t>
+                                      </m:r>
+                                    </m:sub>
+                                  </m:sSub>
+                                </m:sub>
+                              </m:sSub>
+                            </m:e>
+                          </m:nary>
+                        </m:oMath>
+                      </m:oMathPara>
+                    </w:p>
+                  </w:txbxContent>
+                </v:textbox>
+              </v:shape>
+            </w:pict>
+          </mc:Fallback>
+        </mc:AlternateContent>
+      </w:r>
+      <w:r>
+        <w:rPr>
+          <w:b/>
+          <w:bCs/>
+        </w:rPr>
+        <w:t>Анализатор</w:t>
+      </w:r>
+      <w:r>
+        <w:t xml:space="preserve"> – ансамбль из элементарных анализаторов</w:t>
+      </w:r>
+    </w:p>
+    <w:p>
+      <w:pPr>
+        <w:rPr>
+          <w:lang w:val="en-US"/>
+        </w:rPr>
+      </w:pPr>
+    </w:p>
+    <w:p/>
+    <w:p/>
+    <w:p>
+      <w:r>
+        <w:t>В ходе работ</w:t>
+      </w:r>
+      <w:r>
+        <w:t>ы</w:t>
+      </w:r>
+      <w:r>
+        <w:t xml:space="preserve"> </w:t>
+      </w:r>
+      <w:r>
+        <w:t>был</w:t>
+      </w:r>
+      <w:r>
+        <w:t>а</w:t>
+      </w:r>
+      <w:r>
+        <w:t xml:space="preserve"> </w:t>
+      </w:r>
+      <w:r>
+        <w:t>разработан</w:t>
+      </w:r>
+      <w:r>
+        <w:t xml:space="preserve">а библиотека </w:t>
+      </w:r>
+      <w:r>
+        <w:t xml:space="preserve">на языке </w:t>
+      </w:r>
+      <w:r>
+        <w:rPr>
+          <w:lang w:val="en-US"/>
+        </w:rPr>
+        <w:t>C</w:t>
+      </w:r>
+      <w:r>
+        <w:t>#</w:t>
+      </w:r>
+      <w:r>
+        <w:t xml:space="preserve"> для построения</w:t>
+      </w:r>
+      <w:r>
+        <w:t xml:space="preserve"> анализатор</w:t>
+      </w:r>
+      <w:r>
+        <w:t>а</w:t>
+      </w:r>
+      <w:r>
+        <w:t xml:space="preserve"> по произвольной модели данных.</w:t>
+      </w:r>
+    </w:p>
+    <w:p>
+      <w:r>
+        <w:t>В библиотеке реализованы различные элементарные анализаторы, алгоритм автоматическо</w:t>
+      </w:r>
+      <w:r>
+        <w:t>го подбора весов (</w:t>
+      </w:r>
+      <m:oMath>
+        <m:sSub>
+          <m:sSubPr>
+            <m:ctrlPr>
+              <w:rPr>
+                <w:rFonts w:ascii="Cambria Math" w:eastAsiaTheme="minorEastAsia" w:hAnsi="Cambria Math"/>
+                <w:i/>
+                <w:iCs/>
+                <w:color w:val="000000" w:themeColor="text1"/>
+                <w:kern w:val="24"/>
+                <w:sz w:val="28"/>
+                <w:szCs w:val="28"/>
+              </w:rPr>
+            </m:ctrlPr>
+          </m:sSubPr>
+          <m:e>
+            <m:r>
+              <w:rPr>
+                <w:rFonts w:ascii="Cambria Math" w:hAnsi="Cambria Math"/>
+                <w:color w:val="000000" w:themeColor="text1"/>
+                <w:kern w:val="24"/>
+                <w:sz w:val="28"/>
+                <w:szCs w:val="28"/>
+                <w:lang w:val="en-US"/>
+              </w:rPr>
+              <m:t>w</m:t>
+            </m:r>
+          </m:e>
+          <m:sub>
+            <m:sSub>
+              <m:sSubPr>
+                <m:ctrlPr>
+                  <w:rPr>
+                    <w:rFonts w:ascii="Cambria Math" w:eastAsiaTheme="minorEastAsia" w:hAnsi="Cambria Math"/>
+                    <w:i/>
+                    <w:iCs/>
+                    <w:color w:val="000000" w:themeColor="text1"/>
+                    <w:kern w:val="24"/>
+                    <w:sz w:val="28"/>
+                    <w:szCs w:val="28"/>
+                    <w:lang w:val="en-US"/>
+                  </w:rPr>
+                </m:ctrlPr>
+              </m:sSubPr>
+              <m:e>
+                <m:r>
+                  <w:rPr>
+                    <w:rFonts w:ascii="Cambria Math" w:eastAsiaTheme="minorEastAsia" w:hAnsi="Cambria Math"/>
+                    <w:color w:val="000000" w:themeColor="text1"/>
+                    <w:kern w:val="24"/>
+                    <w:sz w:val="28"/>
+                    <w:szCs w:val="28"/>
+                  </w:rPr>
+                  <m:t>F</m:t>
+                </m:r>
+                <m:ctrlPr>
+                  <w:rPr>
+                    <w:rFonts w:ascii="Cambria Math" w:eastAsiaTheme="minorEastAsia" w:hAnsi="Cambria Math"/>
+                    <w:i/>
+                    <w:iCs/>
+                    <w:color w:val="000000" w:themeColor="text1"/>
+                    <w:kern w:val="24"/>
+                    <w:sz w:val="28"/>
+                    <w:szCs w:val="28"/>
+                  </w:rPr>
+                </m:ctrlPr>
+              </m:e>
+              <m:sub>
+                <m:r>
+                  <w:rPr>
+                    <w:rFonts w:ascii="Cambria Math" w:eastAsiaTheme="minorEastAsia" w:hAnsi="Cambria Math"/>
+                    <w:color w:val="000000" w:themeColor="text1"/>
+                    <w:kern w:val="24"/>
+                    <w:sz w:val="28"/>
+                    <w:szCs w:val="28"/>
+                    <w:lang w:val="en-US"/>
+                  </w:rPr>
+                  <m:t>i</m:t>
+                </m:r>
+              </m:sub>
+            </m:sSub>
+          </m:sub>
+        </m:sSub>
+      </m:oMath>
+      <w:r>
+        <w:t>) и вспомогательные элементы.</w:t>
+      </w:r>
+    </w:p>
+    <w:p/>
+    <w:p>
+      <w:r>
+        <w:rPr>
+          <w:b/>
+          <w:bCs/>
+        </w:rPr>
+        <w:t>Перед началом</w:t>
+      </w:r>
+      <w:r>
+        <w:rPr>
+          <w:b/>
+          <w:bCs/>
+        </w:rPr>
+        <w:t xml:space="preserve"> работы</w:t>
+      </w:r>
+      <w:r>
+        <w:t xml:space="preserve"> необходимо определиться с моделью.</w:t>
+      </w:r>
+    </w:p>
+    <w:p>
+      <w:r>
+        <w:t xml:space="preserve">По модели </w:t>
+      </w:r>
+      <w:r>
+        <w:t>нужно</w:t>
+      </w:r>
+      <w:r>
+        <w:t xml:space="preserve"> сформировать ансамбл</w:t>
+      </w:r>
+      <w:r>
+        <w:t>ь. Это можно сделать в автоматическом режиме, но при желании пользователь может сконфигурировать свой.</w:t>
+      </w:r>
+    </w:p>
+    <w:p>
+      <w:pPr>
+        <w:rPr>
+          <w:b/>
+          <w:bCs/>
+        </w:rPr>
+      </w:pPr>
+      <w:r>
+        <w:rPr>
+          <w:b/>
+          <w:bCs/>
+        </w:rPr>
+        <w:t>(!)</w:t>
+      </w:r>
+      <w:r>
+        <w:rPr>
+          <w:b/>
+          <w:bCs/>
+        </w:rPr>
+        <w:t xml:space="preserve"> От реализации этих пунктов зависит «правдоподобность» получаемых результатов.</w:t>
+      </w:r>
+    </w:p>
+    <w:p>
+      <w:r>
+        <w:rPr>
+          <w:b/>
+          <w:bCs/>
+        </w:rPr>
+        <w:t>Это творческая задача, требующая индивидуального подхода.</w:t>
+      </w:r>
+    </w:p>
+    <w:p/>
+    <w:p>
+      <w:r>
+        <w:t xml:space="preserve">Стоит понимать, что для каждого пользователя </w:t>
+      </w:r>
+      <w:r>
+        <w:t>веса</w:t>
+      </w:r>
+      <w:r>
+        <w:t xml:space="preserve"> будут свои (т.к. своя </w:t>
+      </w:r>
+      <w:r>
+        <w:rPr>
+          <w:lang w:val="en-US"/>
+        </w:rPr>
+        <w:t>History</w:t>
+      </w:r>
+      <w:r>
+        <w:t>)</w:t>
+      </w:r>
+      <w:r>
+        <w:t xml:space="preserve"> даже в рамках одной модели.</w:t>
+      </w:r>
+    </w:p>
+    <w:p>
+      <w:r>
+        <w:t>Для подбора весов и</w:t>
+      </w:r>
+      <w:r>
+        <w:t>спользовалс</w:t>
+      </w:r>
+      <w:r>
+        <w:t>я</w:t>
+      </w:r>
+      <w:r>
+        <w:t xml:space="preserve"> </w:t>
+      </w:r>
+      <w:r>
+        <w:t>подход, характерный для алгоритмов</w:t>
+      </w:r>
+      <w:r>
+        <w:t xml:space="preserve"> машинного обучения.</w:t>
+      </w:r>
+      <w:r>
+        <w:t xml:space="preserve"> </w:t>
+      </w:r>
+    </w:p>
+    <w:p>
+      <w:r>
+        <w:rPr>
+          <w:b/>
+          <w:bCs/>
+        </w:rPr>
+        <w:lastRenderedPageBreak/>
+        <w:t xml:space="preserve">Для </w:t>
+      </w:r>
+      <w:r>
+        <w:rPr>
+          <w:b/>
+          <w:bCs/>
+        </w:rPr>
+        <w:t>тестирования разработанной библиотеки</w:t>
+      </w:r>
+      <w:r>
+        <w:rPr>
+          <w:b/>
+          <w:bCs/>
+        </w:rPr>
+        <w:t xml:space="preserve"> был взят датасет </w:t>
       </w:r>
       <w:proofErr w:type="spellStart"/>
       <w:r>
@@ -1003,51 +2738,74 @@
         <w:t xml:space="preserve"> – принято решение использовать модульную архитектуру.</w:t>
       </w:r>
     </w:p>
+    <w:p>
+      <w:r>
+        <w:t>Выделены сущности:</w:t>
+      </w:r>
+    </w:p>
+    <w:p>
+      <w:r>
+        <w:t>1.Логгер – приложение, которое считывает характеристики</w:t>
+      </w:r>
+    </w:p>
+    <w:p>
+      <w:r>
+        <w:t xml:space="preserve">2.Сервис представлений – приложение, которое </w:t>
+      </w:r>
+      <w:r>
+        <w:t>группирует характеристики для формирования удобных для конкретных анализаторов моделей данных.</w:t>
+      </w:r>
+    </w:p>
+    <w:p>
+      <w:r>
+        <w:t>3.Анализатор – приложение, которое обращается к сервису представлений за данными – для обучения (корректировки весов) или для анализа (получение последних событий)</w:t>
+      </w:r>
+    </w:p>
+    <w:p>
+      <w:r>
+        <w:t xml:space="preserve">Анализатор в зависимости от настроек генерирует инциденты – фиксация аномальной активности </w:t>
+      </w:r>
+    </w:p>
+    <w:p>
+      <w:r>
+        <w:t>4.Сервис оповещения – ответственный должен своевременно получить уведомление об инциденте, это может быть телеграмм бот или почта.</w:t>
+      </w:r>
+    </w:p>
+    <w:p>
+      <w:r>
+        <w:t xml:space="preserve"> </w:t>
+      </w:r>
+    </w:p>
+    <w:p>
+      <w:r>
+        <w:t>Такая архитектура позволяет</w:t>
+      </w:r>
+      <w:r>
+        <w:t xml:space="preserve"> продвинуты</w:t>
+      </w:r>
+      <w:r>
+        <w:t>м</w:t>
+      </w:r>
+      <w:r>
+        <w:t xml:space="preserve"> пользовате</w:t>
+      </w:r>
+      <w:r>
+        <w:t>лям</w:t>
+      </w:r>
+      <w:r>
+        <w:t xml:space="preserve"> разрабатывать свои компоненты</w:t>
+      </w:r>
+      <w:r>
+        <w:t>,</w:t>
+      </w:r>
+      <w:r>
+        <w:t xml:space="preserve"> расширять покрытие платформы.</w:t>
+      </w:r>
+    </w:p>
     <w:p/>
-    <w:p>
-      <w:r>
-        <w:t>Выделены сущности:</w:t>
-      </w:r>
-    </w:p>
-    <w:p>
-      <w:r>
-        <w:t>1.Логгер – приложение, которое считывает характеристики</w:t>
-      </w:r>
-    </w:p>
-    <w:p>
-      <w:r>
-        <w:t xml:space="preserve">2.Сервис представлений – приложение, которое </w:t>
-      </w:r>
-      <w:r>
-        <w:t>группирует характеристики для формирования удобных для конкретных анализаторов моделей данных.</w:t>
-      </w:r>
-    </w:p>
-    <w:p>
-      <w:r>
-        <w:t>3.Анализатор – приложение, которое обращается к сервису представлений за данными – для обучения (корректировки весов) или для анализа (получение последних событий)</w:t>
-      </w:r>
-    </w:p>
-    <w:p>
-      <w:r>
-        <w:lastRenderedPageBreak/>
-        <w:t xml:space="preserve">Анализатор в зависимости от настроек генерирует инциденты – фиксация аномальной активности </w:t>
-      </w:r>
-    </w:p>
-    <w:p>
-      <w:r>
-        <w:t>4.Сервис оповещения – ответственный должен своевременно получить уведомление об инциденте, это может быть телеграмм бот или почта.</w:t>
-      </w:r>
-    </w:p>
-    <w:p>
-      <w:r>
-        <w:t xml:space="preserve"> </w:t>
-      </w:r>
-    </w:p>
-    <w:p>
-      <w:r>
-        <w:t>Из построения понятно, что продвинутые пользователи смогут разрабатывать свои компоненты и расширять покрытие платформы.</w:t>
-      </w:r>
-    </w:p>
+    <w:p/>
+    <w:p/>
+    <w:p/>
     <w:p/>
     <w:p>
       <w:r>
@@ -1055,18 +2813,25 @@
           <w:b/>
           <w:bCs/>
         </w:rPr>
-        <w:t>В качестве модели</w:t>
-      </w:r>
-      <w:r>
-        <w:t xml:space="preserve"> выбрано остановиться на статистических параметрах – как более практичный подход.</w:t>
-      </w:r>
-      <w:r>
-        <w:t xml:space="preserve"> Подходит</w:t>
+        <w:lastRenderedPageBreak/>
+        <w:t>Для построения модели использовался подход, основанный на статистических параметрах системы.</w:t>
       </w:r>
       <w:r>
         <w:t xml:space="preserve"> </w:t>
       </w:r>
       <w:r>
+        <w:t>Такой вариант п</w:t>
+      </w:r>
+      <w:r>
+        <w:t>одходит</w:t>
+      </w:r>
+      <w:r>
+        <w:t xml:space="preserve"> </w:t>
+      </w:r>
+      <w:r>
+        <w:t xml:space="preserve">как </w:t>
+      </w:r>
+      <w:r>
         <w:t>д</w:t>
       </w:r>
       <w:r>
@@ -1076,19 +2841,67 @@
         <w:t>промышленных</w:t>
       </w:r>
       <w:r>
-        <w:t xml:space="preserve"> систем и систем личного пользования.</w:t>
+        <w:t xml:space="preserve"> систем</w:t>
+      </w:r>
+      <w:r>
+        <w:t>, так и для</w:t>
+      </w:r>
+      <w:r>
+        <w:t xml:space="preserve"> систем личного пользования.</w:t>
       </w:r>
     </w:p>
     <w:p/>
     <w:p>
       <w:r>
-        <w:t>(!) Но уверен, что подходы анализа отклонений в работе человека очень перспективны, их реализацией займусь дальше.</w:t>
+        <w:t xml:space="preserve">(!) </w:t>
+      </w:r>
+      <w:r>
+        <w:t>Заметим</w:t>
+      </w:r>
+      <w:r>
+        <w:t xml:space="preserve">, что подходы анализа отклонений в работе человека </w:t>
+      </w:r>
+      <w:r>
+        <w:t xml:space="preserve">тоже </w:t>
+      </w:r>
+      <w:r>
+        <w:t xml:space="preserve">очень перспективны, </w:t>
+      </w:r>
+      <w:r>
+        <w:t xml:space="preserve">но </w:t>
+      </w:r>
+      <w:r>
+        <w:t xml:space="preserve">их реализацией займусь </w:t>
+      </w:r>
+      <w:r>
+        <w:t>в будущем</w:t>
+      </w:r>
+      <w:r>
+        <w:t>.</w:t>
       </w:r>
     </w:p>
     <w:p/>
     <w:p>
       <w:r>
-        <w:t>Построенная модель данных представляет 3мя направлениями анализа:</w:t>
+        <w:t>Построенная модель данных представляет</w:t>
+      </w:r>
+      <w:r>
+        <w:t>ся</w:t>
+      </w:r>
+      <w:r>
+        <w:t xml:space="preserve"> 3мя </w:t>
+      </w:r>
+      <w:r>
+        <w:t>групп</w:t>
+      </w:r>
+      <w:r>
+        <w:t xml:space="preserve">ами </w:t>
+      </w:r>
+      <w:r>
+        <w:t>характеристик</w:t>
+      </w:r>
+      <w:r>
+        <w:t>:</w:t>
       </w:r>
     </w:p>
     <w:p>
@@ -1105,65 +2918,76 @@
         <w:t xml:space="preserve"> – </w:t>
       </w:r>
       <w:r>
-        <w:t xml:space="preserve">процессор и активность </w:t>
-      </w:r>
-      <w:proofErr w:type="gramStart"/>
-      <w:r>
-        <w:t>процессов(</w:t>
-      </w:r>
-      <w:proofErr w:type="gramEnd"/>
-      <w:r>
-        <w:t xml:space="preserve">системные вызовы, прерывания, </w:t>
-      </w:r>
-      <w:proofErr w:type="gramStart"/>
-      <w:r>
-        <w:t>время(</w:t>
-      </w:r>
-      <w:proofErr w:type="gramEnd"/>
-      <w:r>
-        <w:t>системное, пользовательское и время простоя системы))</w:t>
-      </w:r>
-    </w:p>
-    <w:p>
-      <w:pPr>
+        <w:t>процессор и активность процессов(системные вызовы, прерывания, время(системное, пользовательское и время простоя системы))</w:t>
+      </w:r>
+    </w:p>
+    <w:p>
+      <w:r>
+        <w:t>2.</w:t>
+      </w:r>
+      <w:r>
         <w:rPr>
           <w:lang w:val="en-US"/>
         </w:rPr>
-      </w:pPr>
-      <w:r>
-        <w:t>2.</w:t>
+        <w:t>DISK</w:t>
+      </w:r>
+      <w:r>
+        <w:t xml:space="preserve"> – </w:t>
+      </w:r>
+      <w:r>
+        <w:t xml:space="preserve">статистика по операциям </w:t>
       </w:r>
       <w:r>
         <w:rPr>
           <w:lang w:val="en-US"/>
         </w:rPr>
-        <w:t xml:space="preserve">DISK – </w:t>
-      </w:r>
-      <w:r>
-        <w:t xml:space="preserve">статистика по операциям </w:t>
+        <w:t>IO</w:t>
+      </w:r>
+    </w:p>
+    <w:p>
+      <w:r>
+        <w:t>3.</w:t>
       </w:r>
       <w:r>
         <w:rPr>
           <w:lang w:val="en-US"/>
         </w:rPr>
-        <w:t>IO</w:t>
-      </w:r>
-    </w:p>
-    <w:p>
-      <w:r>
-        <w:rPr>
-          <w:lang w:val="en-US"/>
-        </w:rPr>
-        <w:t xml:space="preserve">3.NETWORK – </w:t>
+        <w:t>NETWORK</w:t>
+      </w:r>
+      <w:r>
+        <w:t xml:space="preserve"> – </w:t>
       </w:r>
       <w:r>
         <w:t>сетевая активность</w:t>
       </w:r>
     </w:p>
+    <w:p>
+      <w:r>
+        <w:t>Для каждой группы был реализован свой анализатор.</w:t>
+      </w:r>
+    </w:p>
     <w:p/>
     <w:p>
       <w:r>
-        <w:t>(!) В работе архитектурно рассмотрены возможности детализации в разрезе активности конкретных приложений и заложен необходимый код, но в демонстрации реализован только анализ системы в совокупности по 3м направлениям.</w:t>
+        <w:t xml:space="preserve">(!) </w:t>
+      </w:r>
+      <w:r>
+        <w:t xml:space="preserve">Данная архитектура позволяет анализировать в разрезе конкретных приложений. Для простоты понимания системы </w:t>
+      </w:r>
+      <w:r>
+        <w:t xml:space="preserve">в демонстрации реализован </w:t>
+      </w:r>
+      <w:r>
+        <w:t>а</w:t>
+      </w:r>
+      <w:r>
+        <w:t xml:space="preserve">нализ </w:t>
+      </w:r>
+      <w:r>
+        <w:t xml:space="preserve">всей </w:t>
+      </w:r>
+      <w:r>
+        <w:t>системы в совокупности по 3м направлениям.</w:t>
       </w:r>
     </w:p>
     <w:p/>
@@ -1272,140 +3096,156 @@
         <w:t>систем</w:t>
       </w:r>
       <w:r>
-        <w:t xml:space="preserve"> – особое внимание уделяется анализу периферии – исследование человека</w:t>
-      </w:r>
-      <w:r>
-        <w:t>/</w:t>
-      </w:r>
-      <w:r>
-        <w:t xml:space="preserve">пользователя для обеспечения </w:t>
-      </w:r>
-      <w:r>
-        <w:t>безопасности</w:t>
-      </w:r>
-      <w:r>
-        <w:t xml:space="preserve"> как от внешней угрозы, так и от угроз, обусловленных физическим</w:t>
-      </w:r>
-      <w:r>
-        <w:t>/</w:t>
-      </w:r>
-      <w:r>
-        <w:t>психологическим состоянием пользователя.</w:t>
+        <w:t xml:space="preserve"> </w:t>
+      </w:r>
+    </w:p>
+    <w:p>
+      <w:r>
+        <w:t>Построен алгоритм-анализатор</w:t>
+      </w:r>
+    </w:p>
+    <w:p>
+      <w:r>
+        <w:t xml:space="preserve">Протестирован на приближенном к реальной задаче поиска аномалий в сетевой активности - датасете </w:t>
+      </w:r>
+      <w:proofErr w:type="spellStart"/>
+      <w:r>
+        <w:rPr>
+          <w:lang w:val="en-US"/>
+        </w:rPr>
+        <w:t>TelecomX</w:t>
+      </w:r>
+      <w:proofErr w:type="spellEnd"/>
+      <w:r>
+        <w:t>.</w:t>
+      </w:r>
+    </w:p>
+    <w:p>
+      <w:pPr>
+        <w:rPr>
+          <w:rFonts w:cstheme="minorHAnsi"/>
+        </w:rPr>
+      </w:pPr>
+      <w:r>
+        <w:t xml:space="preserve">Спроектирована модульная архитектура для построения </w:t>
+      </w:r>
+      <w:r>
+        <w:rPr>
+          <w:lang w:val="en-US"/>
+        </w:rPr>
+        <w:t>IDS</w:t>
+      </w:r>
+      <w:r>
+        <w:t xml:space="preserve"> </w:t>
+      </w:r>
+      <w:r>
+        <w:rPr>
+          <w:rFonts w:cstheme="minorHAnsi"/>
+        </w:rPr>
+        <w:t>систем</w:t>
+      </w:r>
+      <w:r>
+        <w:rPr>
+          <w:rFonts w:cstheme="minorHAnsi"/>
+        </w:rPr>
+        <w:t>, позволяющая</w:t>
+      </w:r>
+      <w:r>
+        <w:rPr>
+          <w:rFonts w:cstheme="minorHAnsi"/>
+        </w:rPr>
+        <w:t xml:space="preserve"> сообществ</w:t>
+      </w:r>
+      <w:r>
+        <w:rPr>
+          <w:rFonts w:cstheme="minorHAnsi"/>
+        </w:rPr>
+        <w:t>у в будущем расширять платформу новыми компонентами.</w:t>
+      </w:r>
+      <w:r>
+        <w:rPr>
+          <w:rFonts w:cstheme="minorHAnsi"/>
+        </w:rPr>
+        <w:t xml:space="preserve"> </w:t>
+      </w:r>
+      <w:r>
+        <w:rPr>
+          <w:rFonts w:cstheme="minorHAnsi"/>
+        </w:rPr>
+        <w:t xml:space="preserve">Это шаг </w:t>
+      </w:r>
+      <w:r>
+        <w:rPr>
+          <w:rFonts w:cstheme="minorHAnsi"/>
+        </w:rPr>
+        <w:t xml:space="preserve">в сторону открытого взаимодействия между специалистами в </w:t>
+      </w:r>
+      <w:r>
+        <w:rPr>
+          <w:rFonts w:cstheme="minorHAnsi"/>
+        </w:rPr>
+        <w:t>области компьютерной безопасности.</w:t>
+      </w:r>
+    </w:p>
+    <w:p>
+      <w:r>
+        <w:rPr>
+          <w:rFonts w:cstheme="minorHAnsi"/>
+        </w:rPr>
+        <w:t>Предложена модель данных</w:t>
+      </w:r>
+      <w:r>
+        <w:t>, покрывающая различные направления в работе системы – заложена возможность анализа отдельных приложений на регресс или подозрительную активность.</w:t>
+      </w:r>
+    </w:p>
+    <w:p>
+      <w:r>
+        <w:t xml:space="preserve">Реализована демонстрационная </w:t>
+      </w:r>
+      <w:r>
+        <w:rPr>
+          <w:lang w:val="en-US"/>
+        </w:rPr>
+        <w:t>IDS</w:t>
+      </w:r>
+      <w:r>
+        <w:t xml:space="preserve"> </w:t>
+      </w:r>
+      <w:r>
+        <w:t>система.</w:t>
       </w:r>
     </w:p>
     <w:p/>
     <w:p>
       <w:r>
-        <w:t>Построен алгоритм-анализатор</w:t>
-      </w:r>
-      <w:r>
-        <w:t xml:space="preserve">, вдохновлённый идеями машинного обучения. </w:t>
-      </w:r>
-    </w:p>
-    <w:p>
-      <w:r>
-        <w:t xml:space="preserve">Протестирован на приближенном к реальной задаче поиска аномалий в сетевой активности - датасете </w:t>
-      </w:r>
-      <w:proofErr w:type="spellStart"/>
-      <w:r>
-        <w:rPr>
-          <w:lang w:val="en-US"/>
-        </w:rPr>
-        <w:t>TelecomX</w:t>
-      </w:r>
-      <w:proofErr w:type="spellEnd"/>
-      <w:r>
-        <w:t>.</w:t>
-      </w:r>
-    </w:p>
-    <w:p/>
-    <w:p>
-      <w:pPr>
-        <w:rPr>
-          <w:rFonts w:cstheme="minorHAnsi"/>
-        </w:rPr>
-      </w:pPr>
-      <w:r>
-        <w:t xml:space="preserve">Спроектирована общая модульная архитектура для построения </w:t>
-      </w:r>
-      <w:r>
-        <w:rPr>
-          <w:lang w:val="en-US"/>
-        </w:rPr>
-        <w:t>IDS</w:t>
-      </w:r>
+        <w:t>В будущем я планирую</w:t>
+      </w:r>
+      <w:r>
+        <w:t xml:space="preserve"> рассмотре</w:t>
+      </w:r>
+      <w:r>
+        <w:t>ть</w:t>
+      </w:r>
+      <w:r>
+        <w:t xml:space="preserve"> вопрос переноса системы на отдельное подключаемое устройство – что позволит:</w:t>
+      </w:r>
+    </w:p>
+    <w:p>
+      <w:r>
+        <w:t>Меньше потреблять ресурсы анализируемой системы</w:t>
+      </w:r>
+    </w:p>
+    <w:p>
+      <w:r>
+        <w:t>Ограничи</w:t>
+      </w:r>
+      <w:r>
+        <w:t>ть возможности злоумышленника повлиять на систему анализа в случае взлома устройства.</w:t>
+      </w:r>
+    </w:p>
+    <w:p>
       <w:r>
         <w:t xml:space="preserve"> </w:t>
-      </w:r>
-      <w:r>
-        <w:rPr>
-          <w:rFonts w:cstheme="minorHAnsi"/>
-        </w:rPr>
-        <w:t>систем на основе разработанных сообществом компонент – это шаг в сторону открытого взаимодействия между специалистами в этой области, это правильный путь.</w:t>
-      </w:r>
-    </w:p>
-    <w:p>
-      <w:pPr>
-        <w:rPr>
-          <w:rFonts w:cstheme="minorHAnsi"/>
-        </w:rPr>
-      </w:pPr>
-    </w:p>
-    <w:p>
-      <w:r>
-        <w:rPr>
-          <w:rFonts w:cstheme="minorHAnsi"/>
-        </w:rPr>
-        <w:t>Предложена модель данных</w:t>
-      </w:r>
-      <w:r>
-        <w:t>, покрывающая различные направления в работе системы – заложена возможность анализа отдельных приложений на регресс или подозрительную активность.</w:t>
-      </w:r>
-    </w:p>
-    <w:p/>
-    <w:p>
-      <w:r>
-        <w:t xml:space="preserve">Реализована демонстрационная </w:t>
-      </w:r>
-      <w:r>
-        <w:rPr>
-          <w:lang w:val="en-US"/>
-        </w:rPr>
-        <w:t xml:space="preserve">IDS </w:t>
-      </w:r>
-      <w:r>
-        <w:t>система.</w:t>
-      </w:r>
-    </w:p>
-    <w:p/>
-    <w:p>
-      <w:r>
-        <w:t>Так же будет рассмотрен вопрос переноса системы на отдельное подключаемое устройство – что позволит:</w:t>
-      </w:r>
-    </w:p>
-    <w:p>
-      <w:r>
-        <w:t>Меньше потреблять ресурсы анализируемой системы</w:t>
-      </w:r>
-    </w:p>
-    <w:p>
-      <w:r>
-        <w:t>Ограничи</w:t>
-      </w:r>
-      <w:r>
-        <w:t>ть возможности злоумышленника повлиять на систему анализа в случае взлома устройства.</w:t>
-      </w:r>
-    </w:p>
-    <w:p/>
-    <w:p>
-      <w:r>
-        <w:t>В процессе рассматривались модели поведения злоумышленника для обхода системы – любая система ломается, безопасность невозможна при участии человеческого фактора, но за счёт порой несложных манипуляций можно значительно снизить риски и потенциальный ущерб.</w:t>
-      </w:r>
-    </w:p>
-    <w:p/>
-    <w:p>
-      <w:r>
-        <w:t xml:space="preserve">Взломщик и специалист по безопасности будто играют партию, используя всевозможные способы достижения поставленных целей. </w:t>
       </w:r>
     </w:p>
     <w:sectPr>
@@ -2491,7 +4331,6 @@
   <w:style w:type="character" w:default="1" w:styleId="a0">
     <w:name w:val="Default Paragraph Font"/>
     <w:uiPriority w:val="1"/>
-    <w:semiHidden/>
     <w:unhideWhenUsed/>
   </w:style>
   <w:style w:type="table" w:default="1" w:styleId="a1">
@@ -2805,6 +4644,16 @@
       <w:spacing w:val="5"/>
     </w:rPr>
   </w:style>
+  <w:style w:type="character" w:styleId="ac">
+    <w:name w:val="Placeholder Text"/>
+    <w:basedOn w:val="a0"/>
+    <w:uiPriority w:val="99"/>
+    <w:semiHidden/>
+    <w:rsid w:val="00076A05"/>
+    <w:rPr>
+      <w:color w:val="666666"/>
+    </w:rPr>
+  </w:style>
 </w:styles>
 </file>
 
